--- a/inspections/templates/navrh-technickeho-riesenia.docx
+++ b/inspections/templates/navrh-technickeho-riesenia.docx
@@ -1,8 +1,8 @@
 
 <file path=word/document.xml><?xml version="1.0" encoding="utf-8"?>
-<w:document xmlns:ns1="http://schemas.openxmlformats.org/markup-compatibility/2006" xmlns:ns2="http://schemas.microsoft.com/office/word/2010/wordml" xmlns:ns3="http://schemas.openxmlformats.org/drawingml/2006/wordprocessingDrawing" xmlns:ns4="http://schemas.microsoft.com/office/word/2010/wordprocessingDrawing" xmlns:ns5="http://schemas.openxmlformats.org/drawingml/2006/main" xmlns:ns6="http://schemas.openxmlformats.org/drawingml/2006/picture" xmlns:ns7="http://schemas.openxmlformats.org/officeDocument/2006/relationships" xmlns:ns8="http://schemas.microsoft.com/office/drawing/2010/main" xmlns:w="http://schemas.openxmlformats.org/wordprocessingml/2006/main" ns1:Ignorable="w14 w15 w16se w16cid w16 w16cex w16sdtdh w16sdtfl w16du wp14">
+<w:document xmlns:wpc="http://schemas.microsoft.com/office/word/2010/wordprocessingCanvas" xmlns:cx="http://schemas.microsoft.com/office/drawing/2014/chartex" xmlns:cx1="http://schemas.microsoft.com/office/drawing/2015/9/8/chartex" xmlns:cx2="http://schemas.microsoft.com/office/drawing/2015/10/21/chartex" xmlns:cx3="http://schemas.microsoft.com/office/drawing/2016/5/9/chartex" xmlns:cx4="http://schemas.microsoft.com/office/drawing/2016/5/10/chartex" xmlns:cx5="http://schemas.microsoft.com/office/drawing/2016/5/11/chartex" xmlns:cx6="http://schemas.microsoft.com/office/drawing/2016/5/12/chartex" xmlns:cx7="http://schemas.microsoft.com/office/drawing/2016/5/13/chartex" xmlns:cx8="http://schemas.microsoft.com/office/drawing/2016/5/14/chartex" xmlns:mc="http://schemas.openxmlformats.org/markup-compatibility/2006" xmlns:aink="http://schemas.microsoft.com/office/drawing/2016/ink" xmlns:am3d="http://schemas.microsoft.com/office/drawing/2017/model3d" xmlns:o="urn:schemas-microsoft-com:office:office" xmlns:oel="http://schemas.microsoft.com/office/2019/extlst" xmlns:r="http://schemas.openxmlformats.org/officeDocument/2006/relationships" xmlns:m="http://schemas.openxmlformats.org/officeDocument/2006/math" xmlns:v="urn:schemas-microsoft-com:vml" xmlns:wp14="http://schemas.microsoft.com/office/word/2010/wordprocessingDrawing" xmlns:wp="http://schemas.openxmlformats.org/drawingml/2006/wordprocessingDrawing" xmlns:w10="urn:schemas-microsoft-com:office:word" xmlns:w="http://schemas.openxmlformats.org/wordprocessingml/2006/main" xmlns:w14="http://schemas.microsoft.com/office/word/2010/wordml" xmlns:w15="http://schemas.microsoft.com/office/word/2012/wordml" xmlns:w16cex="http://schemas.microsoft.com/office/word/2018/wordml/cex" xmlns:w16cid="http://schemas.microsoft.com/office/word/2016/wordml/cid" xmlns:w16="http://schemas.microsoft.com/office/word/2018/wordml" xmlns:w16du="http://schemas.microsoft.com/office/word/2023/wordml/word16du" xmlns:w16sdtdh="http://schemas.microsoft.com/office/word/2020/wordml/sdtdatahash" xmlns:w16sdtfl="http://schemas.microsoft.com/office/word/2024/wordml/sdtformatlock" xmlns:w16se="http://schemas.microsoft.com/office/word/2015/wordml/symex" xmlns:wpg="http://schemas.microsoft.com/office/word/2010/wordprocessingGroup" xmlns:wpi="http://schemas.microsoft.com/office/word/2010/wordprocessingInk" xmlns:wne="http://schemas.microsoft.com/office/word/2006/wordml" xmlns:wps="http://schemas.microsoft.com/office/word/2010/wordprocessingShape" mc:Ignorable="w14 w15 w16se w16cid w16 w16cex w16sdtdh w16sdtfl w16du wp14">
   <w:body>
-    <w:p ns2:paraId="3FAC8DAF" ns2:textId="77777777">
+    <w:p>
       <w:pPr>
         <w:pStyle w:val="Nzov"/>
         <w:jc w:val="center"/>
@@ -20,9 +20,8 @@
           <w:iCs/>
           <w:color w:val="000000" w:themeColor="text1"/>
         </w:rPr>
-        <w:t xml:space="preserve">TMS-Hydra </w:t>
-      </w:r>
-      <w:proofErr w:type="spellStart"/>
+        <w:t>TMS-Hydra</w:t>
+      </w:r>
       <w:r>
         <w:rPr>
           <w:rStyle w:val="Vrazn"/>
@@ -30,20 +29,10 @@
           <w:iCs/>
           <w:color w:val="000000" w:themeColor="text1"/>
         </w:rPr>
-        <w:t>s.r.o</w:t>
-      </w:r>
-      <w:proofErr w:type="spellEnd"/>
-      <w:r>
-        <w:rPr>
-          <w:rStyle w:val="Vrazn"/>
-          <w:i/>
-          <w:iCs/>
-          <w:color w:val="000000" w:themeColor="text1"/>
-        </w:rPr>
-        <w:t>.</w:t>
-      </w:r>
-    </w:p>
-    <w:p ns2:paraId="59C4546E" ns2:textId="77777777">
+        <w:t xml:space="preserve"> s.r.o.</w:t>
+      </w:r>
+    </w:p>
+    <w:p>
       <w:pPr>
         <w:jc w:val="center"/>
         <w:rPr>
@@ -65,7 +54,7 @@
         <w:t xml:space="preserve">Špecialisti pre ploché strechy </w:t>
       </w:r>
     </w:p>
-    <w:p ns2:paraId="5BE7E257" ns2:textId="77777777">
+    <w:p>
       <w:pPr>
         <w:jc w:val="center"/>
         <w:rPr>
@@ -88,7 +77,7 @@
         <w:t>Palárikovo Krížna 3073/79 - 941 11</w:t>
       </w:r>
     </w:p>
-    <w:p ns2:paraId="69E31066" ns2:textId="77777777">
+    <w:p>
       <w:pPr>
         <w:jc w:val="center"/>
         <w:rPr>
@@ -98,7 +87,7 @@
         </w:rPr>
       </w:pPr>
     </w:p>
-    <w:p ns2:paraId="3CFE8221" ns2:textId="77777777">
+    <w:p>
       <w:pPr>
         <w:rPr>
           <w:b/>
@@ -107,7 +96,7 @@
         </w:rPr>
       </w:pPr>
     </w:p>
-    <w:p ns2:paraId="0AD2EF21" ns2:textId="55A6627B">
+    <w:p>
       <w:pPr>
         <w:jc w:val="center"/>
         <w:rPr>
@@ -122,10 +111,10 @@
           <w:color w:val="000000" w:themeColor="text1"/>
           <w:sz w:val="36"/>
         </w:rPr>
-        <w:t xml:space="preserve">Návrh technického riešenia pre rekonštrukciu plochej strechy na rodinnom dome na adrese {pracovisko}.</w:t>
-      </w:r>
-    </w:p>
-    <w:p ns2:paraId="18A64F75" ns2:textId="77777777">
+        <w:t>Návrh technického riešenia pre rekonštrukciu plochej strechy na rodinnom dome na adrese {pracovisko}.</w:t>
+      </w:r>
+    </w:p>
+    <w:p>
       <w:pPr>
         <w:rPr>
           <w:b/>
@@ -134,7 +123,7 @@
         </w:rPr>
       </w:pPr>
     </w:p>
-    <w:p ns2:paraId="3F430B4E" ns2:textId="77777777">
+    <w:p>
       <w:pPr>
         <w:jc w:val="center"/>
         <w:rPr>
@@ -144,7 +133,7 @@
         </w:rPr>
       </w:pPr>
     </w:p>
-    <w:p ns2:paraId="0A1573F9" ns2:textId="206F4DCA">
+    <w:p>
       <w:pPr>
         <w:jc w:val="center"/>
         <w:rPr>
@@ -159,28 +148,28 @@
           <w:color w:val="000000" w:themeColor="text1"/>
           <w:sz w:val="36"/>
         </w:rPr>
-        <w:t xml:space="preserve">Objednávateľ : {zakaznik_meno}</w:t>
-      </w:r>
-      <w:proofErr w:type="spellStart"/>
-      <w:r>
+        <w:t>Objednávateľ : {zakaznik_meno}</w:t>
+      </w:r>
+    </w:p>
+    <w:p>
+      <w:pPr>
+        <w:jc w:val="center"/>
         <w:rPr>
           <w:b/>
           <w:color w:val="000000" w:themeColor="text1"/>
           <w:sz w:val="36"/>
         </w:rPr>
-        <w:t/>
-      </w:r>
-      <w:proofErr w:type="spellEnd"/>
+      </w:pPr>
       <w:r>
         <w:rPr>
           <w:b/>
           <w:color w:val="000000" w:themeColor="text1"/>
           <w:sz w:val="36"/>
         </w:rPr>
-        <w:t xml:space="preserve"/>
-      </w:r>
-    </w:p>
-    <w:p ns2:paraId="740ED99E" ns2:textId="0E7D48FB">
+        <w:t>Kontakt : {zakaznik_telefon}</w:t>
+      </w:r>
+    </w:p>
+    <w:p>
       <w:pPr>
         <w:jc w:val="center"/>
         <w:rPr>
@@ -195,28 +184,10 @@
           <w:color w:val="000000" w:themeColor="text1"/>
           <w:sz w:val="36"/>
         </w:rPr>
-        <w:t xml:space="preserve">Kontakt : {zakaznik_telefon}</w:t>
-      </w:r>
-    </w:p>
-    <w:p ns2:paraId="78BF6B25" ns2:textId="4F201E52">
-      <w:pPr>
-        <w:jc w:val="center"/>
-        <w:rPr>
-          <w:b/>
-          <w:color w:val="000000" w:themeColor="text1"/>
-          <w:sz w:val="36"/>
-        </w:rPr>
-      </w:pPr>
-      <w:r>
-        <w:rPr>
-          <w:b/>
-          <w:color w:val="000000" w:themeColor="text1"/>
-          <w:sz w:val="36"/>
-        </w:rPr>
-        <w:t xml:space="preserve">Adresa : {zakaznik_adresa}</w:t>
-      </w:r>
-    </w:p>
-    <w:p ns2:paraId="38A9AC49" ns2:textId="77777777">
+        <w:t>Adresa : {zakaznik_adresa}</w:t>
+      </w:r>
+    </w:p>
+    <w:p>
       <w:pPr>
         <w:jc w:val="center"/>
         <w:rPr>
@@ -226,7 +197,7 @@
         </w:rPr>
       </w:pPr>
     </w:p>
-    <w:p ns2:paraId="6BB2F68F" ns2:textId="77777777">
+    <w:p>
       <w:pPr>
         <w:jc w:val="center"/>
         <w:rPr>
@@ -236,7 +207,7 @@
         </w:rPr>
       </w:pPr>
     </w:p>
-    <w:p ns2:paraId="627E683F" ns2:textId="2BEDA182">
+    <w:p>
       <w:pPr>
         <w:jc w:val="center"/>
         <w:rPr>
@@ -252,7 +223,7 @@
         <w:t>Alternatíva</w:t>
       </w:r>
     </w:p>
-    <w:p ns2:paraId="267211D4" ns2:textId="075AEE21">
+    <w:p>
       <w:pPr>
         <w:jc w:val="center"/>
         <w:rPr>
@@ -265,10 +236,10 @@
           <w:b/>
           <w:sz w:val="36"/>
         </w:rPr>
-        <w:t xml:space="preserve">({alternativa_label}){alternativa_popis}</w:t>
-      </w:r>
-    </w:p>
-    <w:p ns2:paraId="01D28144" ns2:textId="77777777">
+        <w:t>({alternativa_label}){alternativa_popis}</w:t>
+      </w:r>
+    </w:p>
+    <w:p>
       <w:pPr>
         <w:jc w:val="center"/>
         <w:rPr>
@@ -277,7 +248,7 @@
         </w:rPr>
       </w:pPr>
     </w:p>
-    <w:p ns2:paraId="2CB19C3A" ns2:textId="77777777">
+    <w:p>
       <w:pPr>
         <w:jc w:val="center"/>
         <w:rPr>
@@ -294,49 +265,49 @@
           <w:sz w:val="36"/>
         </w:rPr>
         <w:drawing>
-          <ns3:inline distT="0" distB="0" distL="0" distR="0" ns4:anchorId="34C326CD" ns4:editId="3DB461A0">
-            <ns3:extent cx="2186369" cy="1775460"/>
-            <ns3:effectExtent l="0" t="0" r="4445" b="0"/>
-            <ns3:docPr id="471563147" name="Obrázok 2" descr="Obrázok, na ktorom je text, písmo, logo, symbol&#10;&#10;Obsah vygenerovaný pomocou AI môže byť nesprávny."/>
-            <ns3:cNvGraphicFramePr>
-              <ns5:graphicFrameLocks noChangeAspect="1"/>
-            </ns3:cNvGraphicFramePr>
-            <ns5:graphic>
-              <ns5:graphicData uri="http://schemas.openxmlformats.org/drawingml/2006/picture">
-                <ns6:pic>
-                  <ns6:nvPicPr>
-                    <ns6:cNvPr id="471563147" name="Obrázok 2" descr="Obrázok, na ktorom je text, písmo, logo, symbol&#10;&#10;Obsah vygenerovaný pomocou AI môže byť nesprávny."/>
-                    <ns6:cNvPicPr/>
-                  </ns6:nvPicPr>
-                  <ns6:blipFill>
-                    <ns5:blip ns7:embed="rId8" cstate="print">
-                      <ns5:extLst>
-                        <ns5:ext uri="{28A0092B-C50C-407E-A947-70E740481C1C}">
-                          <ns8:useLocalDpi val="0"/>
-                        </ns5:ext>
-                      </ns5:extLst>
-                    </ns5:blip>
-                    <ns5:stretch>
-                      <ns5:fillRect/>
-                    </ns5:stretch>
-                  </ns6:blipFill>
-                  <ns6:spPr>
-                    <ns5:xfrm>
-                      <ns5:off x="0" y="0"/>
-                      <ns5:ext cx="2209269" cy="1794056"/>
-                    </ns5:xfrm>
-                    <ns5:prstGeom prst="rect">
-                      <ns5:avLst/>
-                    </ns5:prstGeom>
-                  </ns6:spPr>
-                </ns6:pic>
-              </ns5:graphicData>
-            </ns5:graphic>
-          </ns3:inline>
+          <wp:inline distT="0" distB="0" distL="0" distR="0" wp14:anchorId="34C326CD" wp14:editId="3DB461A0">
+            <wp:extent cx="2186369" cy="1775460"/>
+            <wp:effectExtent l="0" t="0" r="4445" b="0"/>
+            <wp:docPr id="471563147" name="Obrázok 2" descr="Obrázok, na ktorom je text, písmo, logo, symbol&#10;&#10;Obsah vygenerovaný pomocou AI môže byť nesprávny."/>
+            <wp:cNvGraphicFramePr>
+              <a:graphicFrameLocks xmlns:a="http://schemas.openxmlformats.org/drawingml/2006/main" noChangeAspect="1"/>
+            </wp:cNvGraphicFramePr>
+            <a:graphic xmlns:a="http://schemas.openxmlformats.org/drawingml/2006/main">
+              <a:graphicData uri="http://schemas.openxmlformats.org/drawingml/2006/picture">
+                <pic:pic xmlns:pic="http://schemas.openxmlformats.org/drawingml/2006/picture">
+                  <pic:nvPicPr>
+                    <pic:cNvPr id="471563147" name="Obrázok 2" descr="Obrázok, na ktorom je text, písmo, logo, symbol&#10;&#10;Obsah vygenerovaný pomocou AI môže byť nesprávny."/>
+                    <pic:cNvPicPr/>
+                  </pic:nvPicPr>
+                  <pic:blipFill>
+                    <a:blip r:embed="rId8" cstate="print">
+                      <a:extLst>
+                        <a:ext uri="{28A0092B-C50C-407E-A947-70E740481C1C}">
+                          <a14:useLocalDpi xmlns:a14="http://schemas.microsoft.com/office/drawing/2010/main" val="0"/>
+                        </a:ext>
+                      </a:extLst>
+                    </a:blip>
+                    <a:stretch>
+                      <a:fillRect/>
+                    </a:stretch>
+                  </pic:blipFill>
+                  <pic:spPr>
+                    <a:xfrm>
+                      <a:off x="0" y="0"/>
+                      <a:ext cx="2209269" cy="1794056"/>
+                    </a:xfrm>
+                    <a:prstGeom prst="rect">
+                      <a:avLst/>
+                    </a:prstGeom>
+                  </pic:spPr>
+                </pic:pic>
+              </a:graphicData>
+            </a:graphic>
+          </wp:inline>
         </w:drawing>
       </w:r>
     </w:p>
-    <w:p ns2:paraId="331A21A5" ns2:textId="4750E440">
+    <w:p>
       <w:pPr>
         <w:jc w:val="center"/>
         <w:rPr>
@@ -353,18 +324,30 @@
         <w:t>Vitajte vo svete TMS-HYDRA. Moje meno je Tomáš Solnoky a som zakladateľom tejto spoločnosti. Za každým projektom, každou hydroizoláciou a každým zateplením plochej strechy stojí nielen naša odbornosť, ale aj hlboký osobný príbeh a záväzok. Príbeh o rodine, budúcnosti a tej najvyššej kvalite, ktorú si zaslúžite.</w:t>
       </w:r>
     </w:p>
-    <w:p ns2:paraId="0C89743C" ns2:textId="0B6A718C">
-      <w:pPr>
-        <w:jc w:val="center"/>
-        <w:rPr>
-          <w:sz w:val="24"/>
-        </w:rPr>
-      </w:pPr>
-      <w:r>
-        <w:rPr>
-          <w:sz w:val="24"/>
-        </w:rPr>
-        <w:t xml:space="preserve">Moja cesta k profesionálnym strechám začala v zahraničí pred viac ako desiatimi rokmi v Belgicku. Nebola to cesta skratiek – začínal som priamo na streche, s horákom, hydroizoláciou a tepelnými izoláciami v rukách. Belgicko ma naučilo precíznosti, európskym štandardom a tomu, že pri hydroizolácii neexistujú kompromisy – buď je to urobené dokonale, alebo to nefunguje.</w:t>
+    <w:p>
+      <w:pPr>
+        <w:jc w:val="center"/>
+        <w:rPr>
+          <w:sz w:val="24"/>
+        </w:rPr>
+      </w:pPr>
+      <w:r>
+        <w:rPr>
+          <w:sz w:val="24"/>
+        </w:rPr>
+        <w:t xml:space="preserve">Moja cesta k profesionálnym strechám začala </w:t>
+      </w:r>
+      <w:r>
+        <w:rPr>
+          <w:sz w:val="24"/>
+        </w:rPr>
+        <w:t xml:space="preserve">v zahraničí </w:t>
+      </w:r>
+      <w:r>
+        <w:rPr>
+          <w:sz w:val="24"/>
+        </w:rPr>
+        <w:t>pred viac ako desiatimi rokmi v Belgicku. Nebola to cesta skratiek – začínal som priamo na streche, s horákom, hydroizoláciou a tepelnými izoláciami v rukách. Belgicko ma naučilo precíznosti, európskym štandardom a tomu, že pri hydroizolácii neexistujú kompromisy – buď je to urobené dokonale, alebo to nefunguje.</w:t>
       </w:r>
       <w:r>
         <w:rPr>
@@ -374,7 +357,7 @@
         <w:t>V TMS-HYDRA nespájame len vrstvy izolácie, spájame odborné skúsenosti s poctivým prístupom k našim zákazníkom. Dovoľte nám postarať sa o vašu strechu s rovnakou precíznosťou, akú vyžadujeme sami od seba.</w:t>
       </w:r>
     </w:p>
-    <w:p ns2:paraId="103CEB9B" ns2:textId="77777777">
+    <w:p>
       <w:pPr>
         <w:jc w:val="center"/>
         <w:rPr>
@@ -388,7 +371,7 @@
         <w:t>Už od malička som vedel, že chcem chrániť. Chrániť to najdôležitejšie – domovy, v ktorých žijeme, miesta, kde pracujeme a kde sa cítime bezpečne. Svoje skúsenosti som pretavil do práce s plochými strechami, pretože strecha je srdcom každého domu. Je to štít, ktorý nás chráni pred nepriazňou počasia, drží teplo v zime a poskytuje útočisko.</w:t>
       </w:r>
     </w:p>
-    <w:p ns2:paraId="0C274991" ns2:textId="77777777">
+    <w:p>
       <w:pPr>
         <w:jc w:val="center"/>
         <w:rPr>
@@ -402,35 +385,21 @@
         <w:t>​Keď som zakladal túto firmu, chcel som, aby niesla odkaz, ktorý presahuje bežné podnikanie. Chcel som, aby bola odrazom mojich najväčších hodnôt. A tak sa zrodilo TMS-HYDRA.</w:t>
       </w:r>
     </w:p>
-    <w:p ns2:paraId="5A3DF240" ns2:textId="77777777">
-      <w:pPr>
-        <w:jc w:val="center"/>
-        <w:rPr>
-          <w:sz w:val="24"/>
-        </w:rPr>
-      </w:pPr>
-      <w:r>
-        <w:rPr>
-          <w:sz w:val="24"/>
-        </w:rPr>
-        <w:t>​Tie tri písmená – T.M.S. – majú pre mňa obrovský význam. Sú to iniciály mojich dvoch synov: Tomáš a </w:t>
-      </w:r>
-      <w:proofErr w:type="spellStart"/>
-      <w:r>
-        <w:rPr>
-          <w:sz w:val="24"/>
-        </w:rPr>
-        <w:t>Matias</w:t>
-      </w:r>
-      <w:proofErr w:type="spellEnd"/>
-      <w:r>
-        <w:rPr>
-          <w:sz w:val="24"/>
-        </w:rPr>
-        <w:t>. A samozrejme, moje Solnoky. Toto logo nie je len značka, je to symbol našej budúcnosti, nášho záväzku, ktorú pre nich budujem.</w:t>
-      </w:r>
-    </w:p>
-    <w:p ns2:paraId="15837265" ns2:textId="77777777">
+    <w:p>
+      <w:pPr>
+        <w:jc w:val="center"/>
+        <w:rPr>
+          <w:sz w:val="24"/>
+        </w:rPr>
+      </w:pPr>
+      <w:r>
+        <w:rPr>
+          <w:sz w:val="24"/>
+        </w:rPr>
+        <w:t>​Tie tri písmená – T.M.S. – majú pre mňa obrovský význam. Sú to iniciály mojich dvoch synov: Tomáš a Matias. A samozrejme, moje Solnoky. Toto logo nie je len značka, je to symbol našej budúcnosti, nášho záväzku, ktorú pre nich budujem.</w:t>
+      </w:r>
+    </w:p>
+    <w:p>
       <w:pPr>
         <w:jc w:val="center"/>
         <w:rPr>
@@ -444,7 +413,7 @@
         <w:t>​Prečo HYDRA? Pretože naša práca je o krotení vody. HYDRA evokuje silu, odolnosť a schopnosť chrániť pred vlhkosťou, ktorá môže narušiť štruktúru každej budovy. Je to o vytvorení nepriepustného štítu, ktorý vydrží roky.</w:t>
       </w:r>
     </w:p>
-    <w:p ns2:paraId="6EC84ACE" ns2:textId="77777777">
+    <w:p>
       <w:pPr>
         <w:jc w:val="center"/>
         <w:rPr>
@@ -458,49 +427,103 @@
         <w:t>Pre mňa a moju rodinu je každá strecha, ktorú realizujeme, akoby bola naša vlastná. Viem, aká dôležitá je ochrana, spoľahlivosť a dlhá životnosť. Preto kladieme dôraz na najmodernejšie technológie, najkvalitnejšie materiály a precíznosť v každom detaile. Každý člen nášho tímu zdieľa túto vášeň a odhodlanie.</w:t>
       </w:r>
     </w:p>
-    <w:p ns2:paraId="14EAB0EE" ns2:textId="53AAD06B">
-      <w:pPr>
-        <w:jc w:val="center"/>
-        <w:rPr>
-          <w:sz w:val="24"/>
-        </w:rPr>
-      </w:pPr>
-      <w:r>
-        <w:rPr>
-          <w:sz w:val="24"/>
-        </w:rPr>
-        <w:t xml:space="preserve">Zahraničná prax ma naučila techniku, rodina ma naučila zodpovednosti. Pre mňa je každá strecha, ktorú realizujeme, akoby bola naša vlastná. Viem, aká dôležitá je ochrana a spoľahlivosť, preto do každého projektu vkladáme tie najvyššie štandardy, ktoré som si osvojil počas rokov v zahraničí.</w:t>
-      </w:r>
-    </w:p>
-    <w:p ns2:paraId="3B51E266" ns2:textId="1BB1382A">
-      <w:pPr>
-        <w:jc w:val="center"/>
-        <w:rPr>
-          <w:sz w:val="24"/>
-        </w:rPr>
-      </w:pPr>
-      <w:r>
-        <w:rPr>
-          <w:sz w:val="24"/>
-        </w:rPr>
-        <w:t xml:space="preserve">Keď si vyberiete TMS-HYDRA, nevyberiete si len dodávateľa. Vyberiete si partnera, ktorý berie svoju prácu osobne, s rodinnou zodpovednosťou a s víziou odolnej a trvácnej budúcnosti. Pretože rovnako ako chránim svoju rodinu, chceme chrániť aj tú vašu </w:t>
-      </w:r>
-    </w:p>
-    <w:p ns2:paraId="0A926A1D" ns2:textId="21C16E1F">
-      <w:pPr>
-        <w:jc w:val="center"/>
-        <w:rPr>
-          <w:sz w:val="24"/>
-        </w:rPr>
-      </w:pPr>
-      <w:r>
-        <w:rPr>
-          <w:sz w:val="24"/>
-        </w:rPr>
-        <w:t xml:space="preserve">– pevnými a spoľahlivými strechami –</w:t>
-      </w:r>
-    </w:p>
-    <w:p ns2:paraId="7A3DA01F" ns2:textId="20AE0DAB">
+    <w:p>
+      <w:pPr>
+        <w:jc w:val="center"/>
+        <w:rPr>
+          <w:sz w:val="24"/>
+        </w:rPr>
+      </w:pPr>
+      <w:r>
+        <w:rPr>
+          <w:sz w:val="24"/>
+        </w:rPr>
+        <w:t>Zahraničná prax ma naučila techniku, rodina ma naučila zodpovednosti. Pre mňa je každá strecha, ktorú realizujeme, akoby bola naša vlastná. Viem, aká dôležitá je ochrana a spoľahlivosť, preto do každého projektu vkladáme tie najvyššie štandardy, ktoré s</w:t>
+      </w:r>
+      <w:r>
+        <w:rPr>
+          <w:sz w:val="24"/>
+        </w:rPr>
+        <w:t>om</w:t>
+      </w:r>
+      <w:r>
+        <w:rPr>
+          <w:sz w:val="24"/>
+        </w:rPr>
+        <w:t xml:space="preserve"> si osvojil počas rokov v zahraničí.</w:t>
+      </w:r>
+    </w:p>
+    <w:p>
+      <w:pPr>
+        <w:jc w:val="center"/>
+        <w:rPr>
+          <w:sz w:val="24"/>
+        </w:rPr>
+      </w:pPr>
+      <w:r>
+        <w:rPr>
+          <w:sz w:val="24"/>
+        </w:rPr>
+        <w:t>Keď si vyberiete TMS-HYDRA, nevyber</w:t>
+      </w:r>
+      <w:r>
+        <w:rPr>
+          <w:sz w:val="24"/>
+        </w:rPr>
+        <w:t>ie</w:t>
+      </w:r>
+      <w:r>
+        <w:rPr>
+          <w:sz w:val="24"/>
+        </w:rPr>
+        <w:t>te si len dodávateľa. Vyber</w:t>
+      </w:r>
+      <w:r>
+        <w:rPr>
+          <w:sz w:val="24"/>
+        </w:rPr>
+        <w:t xml:space="preserve">iete </w:t>
+      </w:r>
+      <w:r>
+        <w:rPr>
+          <w:sz w:val="24"/>
+        </w:rPr>
+        <w:t>si partnera, ktorý berie svoju prácu osobne, s rodinnou zodpovednosťou a s víziou odolnej a trvácnej budúcnosti. Pretože rovnako ako chránim svoju rodinu, chceme chrániť aj tú vašu</w:t>
+      </w:r>
+      <w:r>
+        <w:rPr>
+          <w:sz w:val="24"/>
+        </w:rPr>
+        <w:t xml:space="preserve"> </w:t>
+      </w:r>
+    </w:p>
+    <w:p>
+      <w:pPr>
+        <w:jc w:val="center"/>
+        <w:rPr>
+          <w:sz w:val="24"/>
+        </w:rPr>
+      </w:pPr>
+      <w:r>
+        <w:rPr>
+          <w:sz w:val="24"/>
+        </w:rPr>
+        <w:t>– pevnými a spoľahlivými strechami</w:t>
+      </w:r>
+      <w:r>
+        <w:rPr>
+          <w:sz w:val="24"/>
+        </w:rPr>
+        <w:t xml:space="preserve"> </w:t>
+      </w:r>
+      <w:r>
+        <w:rPr>
+          <w:sz w:val="24"/>
+        </w:rPr>
+        <w:t>–</w:t>
+      </w:r>
+    </w:p>
+    <w:p>
       <w:pPr>
         <w:jc w:val="center"/>
         <w:rPr>
@@ -513,7 +536,7 @@
         </w:rPr>
       </w:pPr>
     </w:p>
-    <w:p ns2:paraId="4359343D" ns2:textId="504F2B8B">
+    <w:p>
       <w:pPr>
         <w:rPr>
           <w:b/>
@@ -532,63 +555,63 @@
           <w:sz w:val="36"/>
         </w:rPr>
         <w:drawing>
-          <ns3:anchor distT="0" distB="0" distL="114300" distR="114300" simplePos="0" relativeHeight="251731968" behindDoc="0" locked="0" layoutInCell="1" allowOverlap="1" ns4:anchorId="791D479C" ns4:editId="28B3D4AA">
-            <ns3:simplePos x="0" y="0"/>
-            <ns3:positionH relativeFrom="margin">
-              <ns3:align>right</ns3:align>
-            </ns3:positionH>
-            <ns3:positionV relativeFrom="bottomMargin">
-              <ns3:align>top</ns3:align>
-            </ns3:positionV>
-            <ns3:extent cx="1023620" cy="829945"/>
-            <ns3:effectExtent l="0" t="0" r="5080" b="8255"/>
-            <ns3:wrapSquare wrapText="bothSides"/>
-            <ns3:docPr id="260017531" name="Obrázok 2" descr="Obrázok, na ktorom je text, písmo, logo, symbol&#10;&#10;Obsah vygenerovaný pomocou AI môže byť nesprávny."/>
-            <ns3:cNvGraphicFramePr>
-              <ns5:graphicFrameLocks noChangeAspect="1"/>
-            </ns3:cNvGraphicFramePr>
-            <ns5:graphic>
-              <ns5:graphicData uri="http://schemas.openxmlformats.org/drawingml/2006/picture">
-                <ns6:pic>
-                  <ns6:nvPicPr>
-                    <ns6:cNvPr id="471563147" name="Obrázok 2" descr="Obrázok, na ktorom je text, písmo, logo, symbol&#10;&#10;Obsah vygenerovaný pomocou AI môže byť nesprávny."/>
-                    <ns6:cNvPicPr/>
-                  </ns6:nvPicPr>
-                  <ns6:blipFill>
-                    <ns5:blip ns7:embed="rId9" cstate="print">
-                      <ns5:extLst>
-                        <ns5:ext uri="{28A0092B-C50C-407E-A947-70E740481C1C}">
-                          <ns8:useLocalDpi val="0"/>
-                        </ns5:ext>
-                      </ns5:extLst>
-                    </ns5:blip>
-                    <ns5:stretch>
-                      <ns5:fillRect/>
-                    </ns5:stretch>
-                  </ns6:blipFill>
-                  <ns6:spPr>
-                    <ns5:xfrm>
-                      <ns5:off x="0" y="0"/>
-                      <ns5:ext cx="1023620" cy="829945"/>
-                    </ns5:xfrm>
-                    <ns5:prstGeom prst="rect">
-                      <ns5:avLst/>
-                    </ns5:prstGeom>
-                  </ns6:spPr>
-                </ns6:pic>
-              </ns5:graphicData>
-            </ns5:graphic>
-            <ns4:sizeRelH relativeFrom="margin">
-              <ns4:pctWidth>0</ns4:pctWidth>
-            </ns4:sizeRelH>
-            <ns4:sizeRelV relativeFrom="margin">
-              <ns4:pctHeight>0</ns4:pctHeight>
-            </ns4:sizeRelV>
-          </ns3:anchor>
+          <wp:anchor distT="0" distB="0" distL="114300" distR="114300" simplePos="0" relativeHeight="251731968" behindDoc="0" locked="0" layoutInCell="1" allowOverlap="1" wp14:anchorId="791D479C" wp14:editId="28B3D4AA">
+            <wp:simplePos x="0" y="0"/>
+            <wp:positionH relativeFrom="margin">
+              <wp:align>right</wp:align>
+            </wp:positionH>
+            <wp:positionV relativeFrom="bottomMargin">
+              <wp:align>top</wp:align>
+            </wp:positionV>
+            <wp:extent cx="1023620" cy="829945"/>
+            <wp:effectExtent l="0" t="0" r="5080" b="8255"/>
+            <wp:wrapSquare wrapText="bothSides"/>
+            <wp:docPr id="260017531" name="Obrázok 2" descr="Obrázok, na ktorom je text, písmo, logo, symbol&#10;&#10;Obsah vygenerovaný pomocou AI môže byť nesprávny."/>
+            <wp:cNvGraphicFramePr>
+              <a:graphicFrameLocks xmlns:a="http://schemas.openxmlformats.org/drawingml/2006/main" noChangeAspect="1"/>
+            </wp:cNvGraphicFramePr>
+            <a:graphic xmlns:a="http://schemas.openxmlformats.org/drawingml/2006/main">
+              <a:graphicData uri="http://schemas.openxmlformats.org/drawingml/2006/picture">
+                <pic:pic xmlns:pic="http://schemas.openxmlformats.org/drawingml/2006/picture">
+                  <pic:nvPicPr>
+                    <pic:cNvPr id="471563147" name="Obrázok 2" descr="Obrázok, na ktorom je text, písmo, logo, symbol&#10;&#10;Obsah vygenerovaný pomocou AI môže byť nesprávny."/>
+                    <pic:cNvPicPr/>
+                  </pic:nvPicPr>
+                  <pic:blipFill>
+                    <a:blip r:embed="rId9" cstate="print">
+                      <a:extLst>
+                        <a:ext uri="{28A0092B-C50C-407E-A947-70E740481C1C}">
+                          <a14:useLocalDpi xmlns:a14="http://schemas.microsoft.com/office/drawing/2010/main" val="0"/>
+                        </a:ext>
+                      </a:extLst>
+                    </a:blip>
+                    <a:stretch>
+                      <a:fillRect/>
+                    </a:stretch>
+                  </pic:blipFill>
+                  <pic:spPr>
+                    <a:xfrm>
+                      <a:off x="0" y="0"/>
+                      <a:ext cx="1023620" cy="829945"/>
+                    </a:xfrm>
+                    <a:prstGeom prst="rect">
+                      <a:avLst/>
+                    </a:prstGeom>
+                  </pic:spPr>
+                </pic:pic>
+              </a:graphicData>
+            </a:graphic>
+            <wp14:sizeRelH relativeFrom="margin">
+              <wp14:pctWidth>0</wp14:pctWidth>
+            </wp14:sizeRelH>
+            <wp14:sizeRelV relativeFrom="margin">
+              <wp14:pctHeight>0</wp14:pctHeight>
+            </wp14:sizeRelV>
+          </wp:anchor>
         </w:drawing>
       </w:r>
     </w:p>
-    <w:p ns2:paraId="081CC6BC" ns2:textId="0AB576A9">
+    <w:p>
       <w:pPr>
         <w:jc w:val="center"/>
         <w:rPr>
@@ -609,10 +632,11 @@
           <w:highlight w:val="yellow"/>
           <w:u w:val="single"/>
         </w:rPr>
+        <w:lastRenderedPageBreak/>
         <w:t xml:space="preserve">Súčasný stav strešného plášťa </w:t>
       </w:r>
     </w:p>
-    <w:p ns2:paraId="637538FC" ns2:textId="71F5BA0C">
+    <w:p>
       <w:pPr>
         <w:pStyle w:val="Odsekzoznamu"/>
         <w:ind w:left="1440"/>
@@ -628,10 +652,10 @@
           <w:color w:val="000000" w:themeColor="text1"/>
           <w:sz w:val="24"/>
         </w:rPr>
-        <w:t xml:space="preserve">{sucasny_stav}</w:t>
-      </w:r>
-    </w:p>
-    <w:p ns2:paraId="591B04D4" ns2:textId="77777777">
+        <w:t>{sucasny_stav}</w:t>
+      </w:r>
+    </w:p>
+    <w:p>
       <w:pPr>
         <w:jc w:val="center"/>
         <w:rPr>
@@ -642,8 +666,96 @@
           <w:u w:val="single"/>
         </w:rPr>
       </w:pPr>
-    </w:p>
-    <w:p ns2:paraId="455450E2" ns2:textId="290B90FC">
+      <w:r>
+        <w:rPr>
+          <w:b/>
+          <w:color w:val="000000" w:themeColor="text1"/>
+          <w:sz w:val="32"/>
+          <w:szCs w:val="28"/>
+          <w:u w:val="single"/>
+        </w:rPr>
+        <w:t>{#fotky}</w:t>
+      </w:r>
+    </w:p>
+    <w:p>
+      <w:pPr>
+        <w:jc w:val="center"/>
+        <w:rPr>
+          <w:b/>
+          <w:color w:val="000000" w:themeColor="text1"/>
+          <w:szCs w:val="28"/>
+          <w:u w:val="single"/>
+        </w:rPr>
+      </w:pPr>
+      <w:r>
+        <w:rPr>
+          <w:b/>
+          <w:color w:val="000000" w:themeColor="text1"/>
+          <w:szCs w:val="28"/>
+          <w:u w:val="single"/>
+        </w:rPr>
+        <w:t>{%foto}</w:t>
+      </w:r>
+    </w:p>
+    <w:p>
+      <w:pPr>
+        <w:jc w:val="center"/>
+        <w:rPr>
+          <w:b/>
+          <w:i/>
+          <w:color w:val="000000" w:themeColor="text1"/>
+          <w:sz w:val="20"/>
+          <w:szCs w:val="28"/>
+          <w:u w:val="single"/>
+        </w:rPr>
+      </w:pPr>
+      <w:r>
+        <w:rPr>
+          <w:b/>
+          <w:i/>
+          <w:color w:val="000000" w:themeColor="text1"/>
+          <w:sz w:val="20"/>
+          <w:szCs w:val="28"/>
+          <w:u w:val="single"/>
+        </w:rPr>
+        <w:t>{caption}</w:t>
+      </w:r>
+    </w:p>
+    <w:p>
+      <w:pPr>
+        <w:jc w:val="center"/>
+        <w:rPr>
+          <w:b/>
+          <w:color w:val="000000" w:themeColor="text1"/>
+          <w:sz w:val="32"/>
+          <w:szCs w:val="28"/>
+          <w:u w:val="single"/>
+        </w:rPr>
+      </w:pPr>
+      <w:r>
+        <w:rPr>
+          <w:b/>
+          <w:color w:val="000000" w:themeColor="text1"/>
+          <w:sz w:val="32"/>
+          <w:szCs w:val="28"/>
+          <w:u w:val="single"/>
+        </w:rPr>
+        <w:t>{/fotky}</w:t>
+      </w:r>
+    </w:p>
+    <w:p>
+      <w:pPr>
+        <w:jc w:val="center"/>
+        <w:rPr>
+          <w:b/>
+          <w:color w:val="000000" w:themeColor="text1"/>
+          <w:sz w:val="32"/>
+          <w:szCs w:val="28"/>
+          <w:u w:val="single"/>
+        </w:rPr>
+      </w:pPr>
+    </w:p>
+    <w:p>
       <w:pPr>
         <w:rPr>
           <w:b/>
@@ -662,63 +774,63 @@
           <w:sz w:val="36"/>
         </w:rPr>
         <w:drawing>
-          <ns3:anchor distT="0" distB="0" distL="114300" distR="114300" simplePos="0" relativeHeight="251734016" behindDoc="0" locked="0" layoutInCell="1" allowOverlap="1" ns4:anchorId="11AF0A76" ns4:editId="34DCA072">
-            <ns3:simplePos x="0" y="0"/>
-            <ns3:positionH relativeFrom="margin">
-              <ns3:align>right</ns3:align>
-            </ns3:positionH>
-            <ns3:positionV relativeFrom="bottomMargin">
-              <ns3:align>top</ns3:align>
-            </ns3:positionV>
-            <ns3:extent cx="1023620" cy="829945"/>
-            <ns3:effectExtent l="0" t="0" r="5080" b="8255"/>
-            <ns3:wrapSquare wrapText="bothSides"/>
-            <ns3:docPr id="1312645695" name="Obrázok 2" descr="Obrázok, na ktorom je text, písmo, logo, symbol&#10;&#10;Obsah vygenerovaný pomocou AI môže byť nesprávny."/>
-            <ns3:cNvGraphicFramePr>
-              <ns5:graphicFrameLocks noChangeAspect="1"/>
-            </ns3:cNvGraphicFramePr>
-            <ns5:graphic>
-              <ns5:graphicData uri="http://schemas.openxmlformats.org/drawingml/2006/picture">
-                <ns6:pic>
-                  <ns6:nvPicPr>
-                    <ns6:cNvPr id="471563147" name="Obrázok 2" descr="Obrázok, na ktorom je text, písmo, logo, symbol&#10;&#10;Obsah vygenerovaný pomocou AI môže byť nesprávny."/>
-                    <ns6:cNvPicPr/>
-                  </ns6:nvPicPr>
-                  <ns6:blipFill>
-                    <ns5:blip ns7:embed="rId9" cstate="print">
-                      <ns5:extLst>
-                        <ns5:ext uri="{28A0092B-C50C-407E-A947-70E740481C1C}">
-                          <ns8:useLocalDpi val="0"/>
-                        </ns5:ext>
-                      </ns5:extLst>
-                    </ns5:blip>
-                    <ns5:stretch>
-                      <ns5:fillRect/>
-                    </ns5:stretch>
-                  </ns6:blipFill>
-                  <ns6:spPr>
-                    <ns5:xfrm>
-                      <ns5:off x="0" y="0"/>
-                      <ns5:ext cx="1023620" cy="829945"/>
-                    </ns5:xfrm>
-                    <ns5:prstGeom prst="rect">
-                      <ns5:avLst/>
-                    </ns5:prstGeom>
-                  </ns6:spPr>
-                </ns6:pic>
-              </ns5:graphicData>
-            </ns5:graphic>
-            <ns4:sizeRelH relativeFrom="margin">
-              <ns4:pctWidth>0</ns4:pctWidth>
-            </ns4:sizeRelH>
-            <ns4:sizeRelV relativeFrom="margin">
-              <ns4:pctHeight>0</ns4:pctHeight>
-            </ns4:sizeRelV>
-          </ns3:anchor>
+          <wp:anchor distT="0" distB="0" distL="114300" distR="114300" simplePos="0" relativeHeight="251734016" behindDoc="0" locked="0" layoutInCell="1" allowOverlap="1" wp14:anchorId="11AF0A76" wp14:editId="34DCA072">
+            <wp:simplePos x="0" y="0"/>
+            <wp:positionH relativeFrom="margin">
+              <wp:align>right</wp:align>
+            </wp:positionH>
+            <wp:positionV relativeFrom="bottomMargin">
+              <wp:align>top</wp:align>
+            </wp:positionV>
+            <wp:extent cx="1023620" cy="829945"/>
+            <wp:effectExtent l="0" t="0" r="5080" b="8255"/>
+            <wp:wrapSquare wrapText="bothSides"/>
+            <wp:docPr id="1312645695" name="Obrázok 2" descr="Obrázok, na ktorom je text, písmo, logo, symbol&#10;&#10;Obsah vygenerovaný pomocou AI môže byť nesprávny."/>
+            <wp:cNvGraphicFramePr>
+              <a:graphicFrameLocks xmlns:a="http://schemas.openxmlformats.org/drawingml/2006/main" noChangeAspect="1"/>
+            </wp:cNvGraphicFramePr>
+            <a:graphic xmlns:a="http://schemas.openxmlformats.org/drawingml/2006/main">
+              <a:graphicData uri="http://schemas.openxmlformats.org/drawingml/2006/picture">
+                <pic:pic xmlns:pic="http://schemas.openxmlformats.org/drawingml/2006/picture">
+                  <pic:nvPicPr>
+                    <pic:cNvPr id="471563147" name="Obrázok 2" descr="Obrázok, na ktorom je text, písmo, logo, symbol&#10;&#10;Obsah vygenerovaný pomocou AI môže byť nesprávny."/>
+                    <pic:cNvPicPr/>
+                  </pic:nvPicPr>
+                  <pic:blipFill>
+                    <a:blip r:embed="rId9" cstate="print">
+                      <a:extLst>
+                        <a:ext uri="{28A0092B-C50C-407E-A947-70E740481C1C}">
+                          <a14:useLocalDpi xmlns:a14="http://schemas.microsoft.com/office/drawing/2010/main" val="0"/>
+                        </a:ext>
+                      </a:extLst>
+                    </a:blip>
+                    <a:stretch>
+                      <a:fillRect/>
+                    </a:stretch>
+                  </pic:blipFill>
+                  <pic:spPr>
+                    <a:xfrm>
+                      <a:off x="0" y="0"/>
+                      <a:ext cx="1023620" cy="829945"/>
+                    </a:xfrm>
+                    <a:prstGeom prst="rect">
+                      <a:avLst/>
+                    </a:prstGeom>
+                  </pic:spPr>
+                </pic:pic>
+              </a:graphicData>
+            </a:graphic>
+            <wp14:sizeRelH relativeFrom="margin">
+              <wp14:pctWidth>0</wp14:pctWidth>
+            </wp14:sizeRelH>
+            <wp14:sizeRelV relativeFrom="margin">
+              <wp14:pctHeight>0</wp14:pctHeight>
+            </wp14:sizeRelV>
+          </wp:anchor>
         </w:drawing>
       </w:r>
     </w:p>
-    <w:p ns2:paraId="4BDAAE70" ns2:textId="2AE0D096">
+    <w:p>
       <w:pPr>
         <w:jc w:val="center"/>
         <w:rPr>
@@ -739,11 +851,10 @@
           <w:highlight w:val="yellow"/>
           <w:u w:val="single"/>
         </w:rPr>
-        <w:lastRenderedPageBreak/>
         <w:t>Výmera strechy</w:t>
       </w:r>
     </w:p>
-    <w:p ns2:paraId="3453FC0F" ns2:textId="0DAECB62">
+    <w:p>
       <w:pPr>
         <w:rPr>
           <w:b/>
@@ -755,12 +866,6 @@
         </w:rPr>
       </w:pPr>
       <w:r>
-        <w:t xml:space="preserve">{vymera_text}</w:t>
-      </w:r>
-    </w:p>
-    <w:p ns2:paraId="381A3DAB" ns2:textId="77777777">
-      <w:pPr>
-        <w:jc w:val="center"/>
         <w:rPr>
           <w:b/>
           <w:color w:val="EE0000"/>
@@ -769,8 +874,12 @@
           <w:highlight w:val="yellow"/>
           <w:u w:val="single"/>
         </w:rPr>
-      </w:pPr>
-      <w:r>
+        <w:t>{vymera_text}</w:t>
+      </w:r>
+    </w:p>
+    <w:p>
+      <w:pPr>
+        <w:jc w:val="center"/>
         <w:rPr>
           <w:b/>
           <w:color w:val="EE0000"/>
@@ -779,11 +888,90 @@
           <w:highlight w:val="yellow"/>
           <w:u w:val="single"/>
         </w:rPr>
-        <w:lastRenderedPageBreak/>
+      </w:pPr>
+      <w:r>
+        <w:rPr>
+          <w:b/>
+          <w:color w:val="EE0000"/>
+          <w:sz w:val="32"/>
+          <w:szCs w:val="28"/>
+          <w:highlight w:val="yellow"/>
+          <w:u w:val="single"/>
+        </w:rPr>
+        <w:t>{#ma_vykres}</w:t>
+      </w:r>
+    </w:p>
+    <w:p>
+      <w:pPr>
+        <w:jc w:val="center"/>
+        <w:rPr>
+          <w:b/>
+          <w:color w:val="EE0000"/>
+          <w:szCs w:val="28"/>
+          <w:highlight w:val="yellow"/>
+          <w:u w:val="single"/>
+        </w:rPr>
+      </w:pPr>
+      <w:r>
+        <w:rPr>
+          <w:b/>
+          <w:color w:val="EE0000"/>
+          <w:szCs w:val="28"/>
+          <w:highlight w:val="yellow"/>
+          <w:u w:val="single"/>
+        </w:rPr>
+        <w:t>{%vykres_obrazok}</w:t>
+      </w:r>
+    </w:p>
+    <w:p>
+      <w:pPr>
+        <w:jc w:val="center"/>
+        <w:rPr>
+          <w:b/>
+          <w:color w:val="EE0000"/>
+          <w:sz w:val="32"/>
+          <w:szCs w:val="28"/>
+          <w:highlight w:val="yellow"/>
+          <w:u w:val="single"/>
+        </w:rPr>
+      </w:pPr>
+      <w:r>
+        <w:rPr>
+          <w:b/>
+          <w:color w:val="EE0000"/>
+          <w:sz w:val="32"/>
+          <w:szCs w:val="28"/>
+          <w:highlight w:val="yellow"/>
+          <w:u w:val="single"/>
+        </w:rPr>
+        <w:t>{/ma_vykres}</w:t>
+      </w:r>
+    </w:p>
+    <w:p>
+      <w:pPr>
+        <w:jc w:val="center"/>
+        <w:rPr>
+          <w:b/>
+          <w:color w:val="EE0000"/>
+          <w:sz w:val="32"/>
+          <w:szCs w:val="28"/>
+          <w:highlight w:val="yellow"/>
+          <w:u w:val="single"/>
+        </w:rPr>
+      </w:pPr>
+      <w:r>
+        <w:rPr>
+          <w:b/>
+          <w:color w:val="EE0000"/>
+          <w:sz w:val="32"/>
+          <w:szCs w:val="28"/>
+          <w:highlight w:val="yellow"/>
+          <w:u w:val="single"/>
+        </w:rPr>
         <w:t>Skladba strechy zo zateplením</w:t>
       </w:r>
     </w:p>
-    <w:p ns2:paraId="61BC8CC8" ns2:textId="77777777">
+    <w:p>
       <w:pPr>
         <w:rPr>
           <w:b/>
@@ -803,36 +991,28 @@
         <w:t>Navrhnutý materiál :</w:t>
       </w:r>
     </w:p>
-    <w:p ns2:paraId="1971AF52" ns2:textId="77777777">
-      <w:pPr>
-        <w:rPr>
-          <w:sz w:val="24"/>
-        </w:rPr>
-      </w:pPr>
-      <w:r>
-        <w:rPr>
-          <w:sz w:val="24"/>
-        </w:rPr>
-        <w:t xml:space="preserve">{#skladba_vrstvy}{polozka}{/skladba_vrstvy}</w:t>
-      </w:r>
-      <w:r>
-        <w:rPr>
-          <w:b/>
-          <w:bCs/>
-          <w:sz w:val="24"/>
-        </w:rPr>
-        <w:t/>
-      </w:r>
-    </w:p>
-    <w:p ns2:paraId="6B93A15B" ns2:textId="77777777">
-      <w:pPr>
-        <w:rPr>
-          <w:b/>
-          <w:sz w:val="24"/>
-        </w:rPr>
-      </w:pPr>
-    </w:p>
-    <w:p ns2:paraId="2B938459" ns2:textId="77777777">
+    <w:p>
+      <w:pPr>
+        <w:rPr>
+          <w:sz w:val="24"/>
+        </w:rPr>
+      </w:pPr>
+      <w:r>
+        <w:rPr>
+          <w:sz w:val="24"/>
+        </w:rPr>
+        <w:t>{#skladba_vrstvy}{polozka}{/skladba_vrstvy}</w:t>
+      </w:r>
+    </w:p>
+    <w:p>
+      <w:pPr>
+        <w:rPr>
+          <w:b/>
+          <w:sz w:val="24"/>
+        </w:rPr>
+      </w:pPr>
+    </w:p>
+    <w:p>
       <w:pPr>
         <w:rPr>
           <w:b/>
@@ -849,10 +1029,30 @@
           <w:highlight w:val="yellow"/>
           <w:u w:val="single"/>
         </w:rPr>
-        <w:t xml:space="preserve">Popis prác podľa položiek pre strechu :</w:t>
-      </w:r>
-    </w:p>
-    <w:p ns2:paraId="55491CFA" ns2:textId="77777777">
+        <w:t>Popis prác podľa položiek</w:t>
+      </w:r>
+      <w:r>
+        <w:rPr>
+          <w:b/>
+          <w:color w:val="EE0000"/>
+          <w:sz w:val="28"/>
+          <w:highlight w:val="yellow"/>
+          <w:u w:val="single"/>
+        </w:rPr>
+        <w:t xml:space="preserve"> pre strechu </w:t>
+      </w:r>
+      <w:r>
+        <w:rPr>
+          <w:b/>
+          <w:color w:val="EE0000"/>
+          <w:sz w:val="28"/>
+          <w:highlight w:val="yellow"/>
+          <w:u w:val="single"/>
+        </w:rPr>
+        <w:t>:</w:t>
+      </w:r>
+    </w:p>
+    <w:p>
       <w:pPr>
         <w:numPr>
           <w:ilvl w:val="0"/>
@@ -866,24 +1066,10 @@
         <w:rPr>
           <w:sz w:val="24"/>
         </w:rPr>
-        <w:t xml:space="preserve">{postup_prac}</w:t>
-      </w:r>
-      <w:r>
-        <w:rPr>
-          <w:b/>
-          <w:bCs/>
-          <w:sz w:val="24"/>
-        </w:rPr>
-        <w:t/>
-      </w:r>
-      <w:r>
-        <w:rPr>
-          <w:sz w:val="24"/>
-        </w:rPr>
-        <w:t/>
-      </w:r>
-    </w:p>
-    <w:p ns2:paraId="18F6AE89" ns2:textId="7BAB1EB0">
+        <w:t>{postup_prac}</w:t>
+      </w:r>
+    </w:p>
+    <w:p>
       <w:pPr>
         <w:jc w:val="center"/>
         <w:rPr>
@@ -902,36 +1088,10 @@
           <w:highlight w:val="yellow"/>
           <w:u w:val="single"/>
         </w:rPr>
-        <w:t xml:space="preserve">Technická charakteristika: {technicky_produkt_nazov}</w:t>
-      </w:r>
-      <w:r>
-        <w:rPr>
-          <w:b/>
-          <w:bCs/>
-          <w:color w:val="EE0000"/>
-          <w:sz w:val="32"/>
-          <w:szCs w:val="28"/>
-          <w:highlight w:val="yellow"/>
-          <w:u w:val="single"/>
-        </w:rPr>
-        <w:t xml:space="preserve"/>
-      </w:r>
-      <w:proofErr w:type="spellStart"/>
-      <w:r>
-        <w:rPr>
-          <w:b/>
-          <w:bCs/>
-          <w:color w:val="EE0000"/>
-          <w:sz w:val="32"/>
-          <w:szCs w:val="28"/>
-          <w:highlight w:val="yellow"/>
-          <w:u w:val="single"/>
-        </w:rPr>
-        <w:t/>
-      </w:r>
-      <w:proofErr w:type="spellEnd"/>
-    </w:p>
-    <w:p ns2:paraId="1C0138F7" ns2:textId="321A1CB1">
+        <w:t>Technická charakteristika: {technicky_produkt_nazov}</w:t>
+      </w:r>
+    </w:p>
+    <w:p>
       <w:pPr>
         <w:jc w:val="center"/>
         <w:rPr>
@@ -946,49 +1106,10 @@
           <w:sz w:val="20"/>
           <w:szCs w:val="18"/>
         </w:rPr>
-        <w:t xml:space="preserve">{technicky_produkt_popis}</w:t>
-      </w:r>
-      <w:r>
-        <w:rPr>
-          <w:sz w:val="20"/>
-          <w:szCs w:val="18"/>
-        </w:rPr>
-        <w:t/>
-      </w:r>
-      <w:proofErr w:type="spellStart"/>
-      <w:r>
-        <w:rPr>
-          <w:sz w:val="20"/>
-          <w:szCs w:val="18"/>
-        </w:rPr>
-        <w:t/>
-      </w:r>
-      <w:proofErr w:type="spellEnd"/>
-      <w:r>
-        <w:rPr>
-          <w:sz w:val="20"/>
-          <w:szCs w:val="18"/>
-        </w:rPr>
-        <w:t/>
-      </w:r>
-      <w:r>
-        <w:rPr>
-          <w:b/>
-          <w:bCs/>
-          <w:sz w:val="20"/>
-          <w:szCs w:val="18"/>
-        </w:rPr>
-        <w:t/>
-      </w:r>
-      <w:r>
-        <w:rPr>
-          <w:sz w:val="20"/>
-          <w:szCs w:val="18"/>
-        </w:rPr>
-        <w:t/>
-      </w:r>
-    </w:p>
-    <w:p ns2:paraId="5D6C5221" ns2:textId="72C4728E">
+        <w:t>{technicky_produkt_popis}</w:t>
+      </w:r>
+    </w:p>
+    <w:p>
       <w:pPr>
         <w:jc w:val="center"/>
         <w:rPr>
@@ -1003,61 +1124,60 @@
           <w:sz w:val="32"/>
           <w:szCs w:val="28"/>
         </w:rPr>
-        <w:lastRenderedPageBreak/>
         <w:drawing>
-          <ns3:anchor distT="0" distB="0" distL="114300" distR="114300" simplePos="0" relativeHeight="251717632" behindDoc="0" locked="0" layoutInCell="1" allowOverlap="1" ns4:anchorId="3994A431" ns4:editId="4CAF1780">
-            <ns3:simplePos x="0" y="0"/>
-            <ns3:positionH relativeFrom="margin">
-              <ns3:align>right</ns3:align>
-            </ns3:positionH>
-            <ns3:positionV relativeFrom="margin">
-              <ns3:posOffset>3085465</ns3:posOffset>
-            </ns3:positionV>
-            <ns3:extent cx="2806065" cy="2265045"/>
-            <ns3:effectExtent l="0" t="0" r="0" b="1905"/>
-            <ns3:wrapSquare wrapText="bothSides"/>
-            <ns3:docPr id="1443699373" name="Obrázok 5" descr="Obrázok, na ktorom je nebo, exteriér, zem, strom&#10;&#10;Obsah vygenerovaný pomocou AI môže byť nesprávny."/>
-            <ns3:cNvGraphicFramePr>
-              <ns5:graphicFrameLocks noChangeAspect="1"/>
-            </ns3:cNvGraphicFramePr>
-            <ns5:graphic>
-              <ns5:graphicData uri="http://schemas.openxmlformats.org/drawingml/2006/picture">
-                <ns6:pic>
-                  <ns6:nvPicPr>
-                    <ns6:cNvPr id="1443699373" name="Obrázok 5" descr="Obrázok, na ktorom je nebo, exteriér, zem, strom&#10;&#10;Obsah vygenerovaný pomocou AI môže byť nesprávny."/>
-                    <ns6:cNvPicPr/>
-                  </ns6:nvPicPr>
-                  <ns6:blipFill>
-                    <ns5:blip ns7:embed="rId16" cstate="print">
-                      <ns5:extLst>
-                        <ns5:ext uri="{28A0092B-C50C-407E-A947-70E740481C1C}">
-                          <ns8:useLocalDpi val="0"/>
-                        </ns5:ext>
-                      </ns5:extLst>
-                    </ns5:blip>
-                    <ns5:stretch>
-                      <ns5:fillRect/>
-                    </ns5:stretch>
-                  </ns6:blipFill>
-                  <ns6:spPr>
-                    <ns5:xfrm>
-                      <ns5:off x="0" y="0"/>
-                      <ns5:ext cx="2806065" cy="2265045"/>
-                    </ns5:xfrm>
-                    <ns5:prstGeom prst="rect">
-                      <ns5:avLst/>
-                    </ns5:prstGeom>
-                  </ns6:spPr>
-                </ns6:pic>
-              </ns5:graphicData>
-            </ns5:graphic>
-            <ns4:sizeRelH relativeFrom="margin">
-              <ns4:pctWidth>0</ns4:pctWidth>
-            </ns4:sizeRelH>
-            <ns4:sizeRelV relativeFrom="margin">
-              <ns4:pctHeight>0</ns4:pctHeight>
-            </ns4:sizeRelV>
-          </ns3:anchor>
+          <wp:anchor distT="0" distB="0" distL="114300" distR="114300" simplePos="0" relativeHeight="251717632" behindDoc="0" locked="0" layoutInCell="1" allowOverlap="1" wp14:anchorId="3994A431" wp14:editId="4CAF1780">
+            <wp:simplePos x="0" y="0"/>
+            <wp:positionH relativeFrom="margin">
+              <wp:align>right</wp:align>
+            </wp:positionH>
+            <wp:positionV relativeFrom="margin">
+              <wp:posOffset>3085465</wp:posOffset>
+            </wp:positionV>
+            <wp:extent cx="2806065" cy="2265045"/>
+            <wp:effectExtent l="0" t="0" r="0" b="1905"/>
+            <wp:wrapSquare wrapText="bothSides"/>
+            <wp:docPr id="1443699373" name="Obrázok 5" descr="Obrázok, na ktorom je nebo, exteriér, zem, strom&#10;&#10;Obsah vygenerovaný pomocou AI môže byť nesprávny."/>
+            <wp:cNvGraphicFramePr>
+              <a:graphicFrameLocks xmlns:a="http://schemas.openxmlformats.org/drawingml/2006/main" noChangeAspect="1"/>
+            </wp:cNvGraphicFramePr>
+            <a:graphic xmlns:a="http://schemas.openxmlformats.org/drawingml/2006/main">
+              <a:graphicData uri="http://schemas.openxmlformats.org/drawingml/2006/picture">
+                <pic:pic xmlns:pic="http://schemas.openxmlformats.org/drawingml/2006/picture">
+                  <pic:nvPicPr>
+                    <pic:cNvPr id="1443699373" name="Obrázok 5" descr="Obrázok, na ktorom je nebo, exteriér, zem, strom&#10;&#10;Obsah vygenerovaný pomocou AI môže byť nesprávny."/>
+                    <pic:cNvPicPr/>
+                  </pic:nvPicPr>
+                  <pic:blipFill>
+                    <a:blip r:embed="rId10" cstate="print">
+                      <a:extLst>
+                        <a:ext uri="{28A0092B-C50C-407E-A947-70E740481C1C}">
+                          <a14:useLocalDpi xmlns:a14="http://schemas.microsoft.com/office/drawing/2010/main" val="0"/>
+                        </a:ext>
+                      </a:extLst>
+                    </a:blip>
+                    <a:stretch>
+                      <a:fillRect/>
+                    </a:stretch>
+                  </pic:blipFill>
+                  <pic:spPr>
+                    <a:xfrm>
+                      <a:off x="0" y="0"/>
+                      <a:ext cx="2806065" cy="2265045"/>
+                    </a:xfrm>
+                    <a:prstGeom prst="rect">
+                      <a:avLst/>
+                    </a:prstGeom>
+                  </pic:spPr>
+                </pic:pic>
+              </a:graphicData>
+            </a:graphic>
+            <wp14:sizeRelH relativeFrom="margin">
+              <wp14:pctWidth>0</wp14:pctWidth>
+            </wp14:sizeRelH>
+            <wp14:sizeRelV relativeFrom="margin">
+              <wp14:pctHeight>0</wp14:pctHeight>
+            </wp14:sizeRelV>
+          </wp:anchor>
         </w:drawing>
       </w:r>
       <w:r>
@@ -1069,59 +1189,59 @@
           <w:szCs w:val="28"/>
         </w:rPr>
         <w:drawing>
-          <ns3:anchor distT="0" distB="0" distL="114300" distR="114300" simplePos="0" relativeHeight="251716608" behindDoc="0" locked="0" layoutInCell="1" allowOverlap="1" ns4:anchorId="0C07D4F0" ns4:editId="173E019A">
-            <ns3:simplePos x="0" y="0"/>
-            <ns3:positionH relativeFrom="margin">
-              <ns3:posOffset>-31115</ns3:posOffset>
-            </ns3:positionH>
-            <ns3:positionV relativeFrom="margin">
-              <ns3:posOffset>3091815</ns3:posOffset>
-            </ns3:positionV>
-            <ns3:extent cx="3009900" cy="2257425"/>
-            <ns3:effectExtent l="0" t="0" r="0" b="9525"/>
-            <ns3:wrapSquare wrapText="bothSides"/>
-            <ns3:docPr id="1003252883" name="Obrázok 4" descr="Obrázok, na ktorom je exteriér, nebo, lietadlo/hoblík, zem&#10;&#10;Obsah vygenerovaný pomocou AI môže byť nesprávny."/>
-            <ns3:cNvGraphicFramePr>
-              <ns5:graphicFrameLocks noChangeAspect="1"/>
-            </ns3:cNvGraphicFramePr>
-            <ns5:graphic>
-              <ns5:graphicData uri="http://schemas.openxmlformats.org/drawingml/2006/picture">
-                <ns6:pic>
-                  <ns6:nvPicPr>
-                    <ns6:cNvPr id="1003252883" name="Obrázok 4" descr="Obrázok, na ktorom je exteriér, nebo, lietadlo/hoblík, zem&#10;&#10;Obsah vygenerovaný pomocou AI môže byť nesprávny."/>
-                    <ns6:cNvPicPr/>
-                  </ns6:nvPicPr>
-                  <ns6:blipFill>
-                    <ns5:blip ns7:embed="rId17" cstate="print">
-                      <ns5:extLst>
-                        <ns5:ext uri="{28A0092B-C50C-407E-A947-70E740481C1C}">
-                          <ns8:useLocalDpi val="0"/>
-                        </ns5:ext>
-                      </ns5:extLst>
-                    </ns5:blip>
-                    <ns5:stretch>
-                      <ns5:fillRect/>
-                    </ns5:stretch>
-                  </ns6:blipFill>
-                  <ns6:spPr>
-                    <ns5:xfrm>
-                      <ns5:off x="0" y="0"/>
-                      <ns5:ext cx="3009900" cy="2257425"/>
-                    </ns5:xfrm>
-                    <ns5:prstGeom prst="rect">
-                      <ns5:avLst/>
-                    </ns5:prstGeom>
-                  </ns6:spPr>
-                </ns6:pic>
-              </ns5:graphicData>
-            </ns5:graphic>
-            <ns4:sizeRelH relativeFrom="margin">
-              <ns4:pctWidth>0</ns4:pctWidth>
-            </ns4:sizeRelH>
-            <ns4:sizeRelV relativeFrom="margin">
-              <ns4:pctHeight>0</ns4:pctHeight>
-            </ns4:sizeRelV>
-          </ns3:anchor>
+          <wp:anchor distT="0" distB="0" distL="114300" distR="114300" simplePos="0" relativeHeight="251716608" behindDoc="0" locked="0" layoutInCell="1" allowOverlap="1" wp14:anchorId="0C07D4F0" wp14:editId="173E019A">
+            <wp:simplePos x="0" y="0"/>
+            <wp:positionH relativeFrom="margin">
+              <wp:posOffset>-31115</wp:posOffset>
+            </wp:positionH>
+            <wp:positionV relativeFrom="margin">
+              <wp:posOffset>3091815</wp:posOffset>
+            </wp:positionV>
+            <wp:extent cx="3009900" cy="2257425"/>
+            <wp:effectExtent l="0" t="0" r="0" b="9525"/>
+            <wp:wrapSquare wrapText="bothSides"/>
+            <wp:docPr id="1003252883" name="Obrázok 4" descr="Obrázok, na ktorom je exteriér, nebo, lietadlo/hoblík, zem&#10;&#10;Obsah vygenerovaný pomocou AI môže byť nesprávny."/>
+            <wp:cNvGraphicFramePr>
+              <a:graphicFrameLocks xmlns:a="http://schemas.openxmlformats.org/drawingml/2006/main" noChangeAspect="1"/>
+            </wp:cNvGraphicFramePr>
+            <a:graphic xmlns:a="http://schemas.openxmlformats.org/drawingml/2006/main">
+              <a:graphicData uri="http://schemas.openxmlformats.org/drawingml/2006/picture">
+                <pic:pic xmlns:pic="http://schemas.openxmlformats.org/drawingml/2006/picture">
+                  <pic:nvPicPr>
+                    <pic:cNvPr id="1003252883" name="Obrázok 4" descr="Obrázok, na ktorom je exteriér, nebo, lietadlo/hoblík, zem&#10;&#10;Obsah vygenerovaný pomocou AI môže byť nesprávny."/>
+                    <pic:cNvPicPr/>
+                  </pic:nvPicPr>
+                  <pic:blipFill>
+                    <a:blip r:embed="rId11" cstate="print">
+                      <a:extLst>
+                        <a:ext uri="{28A0092B-C50C-407E-A947-70E740481C1C}">
+                          <a14:useLocalDpi xmlns:a14="http://schemas.microsoft.com/office/drawing/2010/main" val="0"/>
+                        </a:ext>
+                      </a:extLst>
+                    </a:blip>
+                    <a:stretch>
+                      <a:fillRect/>
+                    </a:stretch>
+                  </pic:blipFill>
+                  <pic:spPr>
+                    <a:xfrm>
+                      <a:off x="0" y="0"/>
+                      <a:ext cx="3009900" cy="2257425"/>
+                    </a:xfrm>
+                    <a:prstGeom prst="rect">
+                      <a:avLst/>
+                    </a:prstGeom>
+                  </pic:spPr>
+                </pic:pic>
+              </a:graphicData>
+            </a:graphic>
+            <wp14:sizeRelH relativeFrom="margin">
+              <wp14:pctWidth>0</wp14:pctWidth>
+            </wp14:sizeRelH>
+            <wp14:sizeRelV relativeFrom="margin">
+              <wp14:pctHeight>0</wp14:pctHeight>
+            </wp14:sizeRelV>
+          </wp:anchor>
         </w:drawing>
       </w:r>
       <w:r>
@@ -1133,59 +1253,59 @@
           <w:szCs w:val="28"/>
         </w:rPr>
         <w:drawing>
-          <ns3:anchor distT="0" distB="0" distL="114300" distR="114300" simplePos="0" relativeHeight="251713536" behindDoc="0" locked="0" layoutInCell="1" allowOverlap="1" ns4:anchorId="13C86628" ns4:editId="4D643D41">
-            <ns3:simplePos x="0" y="0"/>
-            <ns3:positionH relativeFrom="margin">
-              <ns3:posOffset>-635</ns3:posOffset>
-            </ns3:positionH>
-            <ns3:positionV relativeFrom="margin">
-              <ns3:posOffset>472440</ns3:posOffset>
-            </ns3:positionV>
-            <ns3:extent cx="2926080" cy="2736215"/>
-            <ns3:effectExtent l="0" t="0" r="7620" b="6985"/>
-            <ns3:wrapSquare wrapText="bothSides"/>
-            <ns3:docPr id="873670503" name="Obrázok 1" descr="Obrázok, na ktorom je exteriér, oblak, nebo, strom&#10;&#10;Obsah vygenerovaný pomocou AI môže byť nesprávny."/>
-            <ns3:cNvGraphicFramePr>
-              <ns5:graphicFrameLocks noChangeAspect="1"/>
-            </ns3:cNvGraphicFramePr>
-            <ns5:graphic>
-              <ns5:graphicData uri="http://schemas.openxmlformats.org/drawingml/2006/picture">
-                <ns6:pic>
-                  <ns6:nvPicPr>
-                    <ns6:cNvPr id="873670503" name="Obrázok 1" descr="Obrázok, na ktorom je exteriér, oblak, nebo, strom&#10;&#10;Obsah vygenerovaný pomocou AI môže byť nesprávny."/>
-                    <ns6:cNvPicPr/>
-                  </ns6:nvPicPr>
-                  <ns6:blipFill>
-                    <ns5:blip ns7:embed="rId18" cstate="print">
-                      <ns5:extLst>
-                        <ns5:ext uri="{28A0092B-C50C-407E-A947-70E740481C1C}">
-                          <ns8:useLocalDpi val="0"/>
-                        </ns5:ext>
-                      </ns5:extLst>
-                    </ns5:blip>
-                    <ns5:stretch>
-                      <ns5:fillRect/>
-                    </ns5:stretch>
-                  </ns6:blipFill>
-                  <ns6:spPr>
-                    <ns5:xfrm>
-                      <ns5:off x="0" y="0"/>
-                      <ns5:ext cx="2926080" cy="2736215"/>
-                    </ns5:xfrm>
-                    <ns5:prstGeom prst="rect">
-                      <ns5:avLst/>
-                    </ns5:prstGeom>
-                  </ns6:spPr>
-                </ns6:pic>
-              </ns5:graphicData>
-            </ns5:graphic>
-            <ns4:sizeRelH relativeFrom="margin">
-              <ns4:pctWidth>0</ns4:pctWidth>
-            </ns4:sizeRelH>
-            <ns4:sizeRelV relativeFrom="margin">
-              <ns4:pctHeight>0</ns4:pctHeight>
-            </ns4:sizeRelV>
-          </ns3:anchor>
+          <wp:anchor distT="0" distB="0" distL="114300" distR="114300" simplePos="0" relativeHeight="251713536" behindDoc="0" locked="0" layoutInCell="1" allowOverlap="1" wp14:anchorId="13C86628" wp14:editId="4D643D41">
+            <wp:simplePos x="0" y="0"/>
+            <wp:positionH relativeFrom="margin">
+              <wp:posOffset>-635</wp:posOffset>
+            </wp:positionH>
+            <wp:positionV relativeFrom="margin">
+              <wp:posOffset>472440</wp:posOffset>
+            </wp:positionV>
+            <wp:extent cx="2926080" cy="2736215"/>
+            <wp:effectExtent l="0" t="0" r="7620" b="6985"/>
+            <wp:wrapSquare wrapText="bothSides"/>
+            <wp:docPr id="873670503" name="Obrázok 1" descr="Obrázok, na ktorom je exteriér, oblak, nebo, strom&#10;&#10;Obsah vygenerovaný pomocou AI môže byť nesprávny."/>
+            <wp:cNvGraphicFramePr>
+              <a:graphicFrameLocks xmlns:a="http://schemas.openxmlformats.org/drawingml/2006/main" noChangeAspect="1"/>
+            </wp:cNvGraphicFramePr>
+            <a:graphic xmlns:a="http://schemas.openxmlformats.org/drawingml/2006/main">
+              <a:graphicData uri="http://schemas.openxmlformats.org/drawingml/2006/picture">
+                <pic:pic xmlns:pic="http://schemas.openxmlformats.org/drawingml/2006/picture">
+                  <pic:nvPicPr>
+                    <pic:cNvPr id="873670503" name="Obrázok 1" descr="Obrázok, na ktorom je exteriér, oblak, nebo, strom&#10;&#10;Obsah vygenerovaný pomocou AI môže byť nesprávny."/>
+                    <pic:cNvPicPr/>
+                  </pic:nvPicPr>
+                  <pic:blipFill>
+                    <a:blip r:embed="rId12" cstate="print">
+                      <a:extLst>
+                        <a:ext uri="{28A0092B-C50C-407E-A947-70E740481C1C}">
+                          <a14:useLocalDpi xmlns:a14="http://schemas.microsoft.com/office/drawing/2010/main" val="0"/>
+                        </a:ext>
+                      </a:extLst>
+                    </a:blip>
+                    <a:stretch>
+                      <a:fillRect/>
+                    </a:stretch>
+                  </pic:blipFill>
+                  <pic:spPr>
+                    <a:xfrm>
+                      <a:off x="0" y="0"/>
+                      <a:ext cx="2926080" cy="2736215"/>
+                    </a:xfrm>
+                    <a:prstGeom prst="rect">
+                      <a:avLst/>
+                    </a:prstGeom>
+                  </pic:spPr>
+                </pic:pic>
+              </a:graphicData>
+            </a:graphic>
+            <wp14:sizeRelH relativeFrom="margin">
+              <wp14:pctWidth>0</wp14:pctWidth>
+            </wp14:sizeRelH>
+            <wp14:sizeRelV relativeFrom="margin">
+              <wp14:pctHeight>0</wp14:pctHeight>
+            </wp14:sizeRelV>
+          </wp:anchor>
         </w:drawing>
       </w:r>
       <w:r>
@@ -1197,59 +1317,59 @@
           <w:szCs w:val="28"/>
         </w:rPr>
         <w:drawing>
-          <ns3:anchor distT="0" distB="0" distL="114300" distR="114300" simplePos="0" relativeHeight="251714560" behindDoc="0" locked="0" layoutInCell="1" allowOverlap="1" ns4:anchorId="60CE12A2" ns4:editId="39D3C1B9">
-            <ns3:simplePos x="0" y="0"/>
-            <ns3:positionH relativeFrom="margin">
-              <ns3:align>right</ns3:align>
-            </ns3:positionH>
-            <ns3:positionV relativeFrom="margin">
-              <ns3:posOffset>478790</ns3:posOffset>
-            </ns3:positionV>
-            <ns3:extent cx="2861945" cy="2751455"/>
-            <ns3:effectExtent l="0" t="0" r="0" b="0"/>
-            <ns3:wrapSquare wrapText="bothSides"/>
-            <ns3:docPr id="1126206296" name="Obrázok 2" descr="Obrázok, na ktorom je exteriér, strom, nebo, dom&#10;&#10;Obsah vygenerovaný pomocou AI môže byť nesprávny."/>
-            <ns3:cNvGraphicFramePr>
-              <ns5:graphicFrameLocks noChangeAspect="1"/>
-            </ns3:cNvGraphicFramePr>
-            <ns5:graphic>
-              <ns5:graphicData uri="http://schemas.openxmlformats.org/drawingml/2006/picture">
-                <ns6:pic>
-                  <ns6:nvPicPr>
-                    <ns6:cNvPr id="1126206296" name="Obrázok 2" descr="Obrázok, na ktorom je exteriér, strom, nebo, dom&#10;&#10;Obsah vygenerovaný pomocou AI môže byť nesprávny."/>
-                    <ns6:cNvPicPr/>
-                  </ns6:nvPicPr>
-                  <ns6:blipFill>
-                    <ns5:blip ns7:embed="rId19" cstate="print">
-                      <ns5:extLst>
-                        <ns5:ext uri="{28A0092B-C50C-407E-A947-70E740481C1C}">
-                          <ns8:useLocalDpi val="0"/>
-                        </ns5:ext>
-                      </ns5:extLst>
-                    </ns5:blip>
-                    <ns5:stretch>
-                      <ns5:fillRect/>
-                    </ns5:stretch>
-                  </ns6:blipFill>
-                  <ns6:spPr>
-                    <ns5:xfrm>
-                      <ns5:off x="0" y="0"/>
-                      <ns5:ext cx="2861945" cy="2751455"/>
-                    </ns5:xfrm>
-                    <ns5:prstGeom prst="rect">
-                      <ns5:avLst/>
-                    </ns5:prstGeom>
-                  </ns6:spPr>
-                </ns6:pic>
-              </ns5:graphicData>
-            </ns5:graphic>
-            <ns4:sizeRelH relativeFrom="margin">
-              <ns4:pctWidth>0</ns4:pctWidth>
-            </ns4:sizeRelH>
-            <ns4:sizeRelV relativeFrom="margin">
-              <ns4:pctHeight>0</ns4:pctHeight>
-            </ns4:sizeRelV>
-          </ns3:anchor>
+          <wp:anchor distT="0" distB="0" distL="114300" distR="114300" simplePos="0" relativeHeight="251714560" behindDoc="0" locked="0" layoutInCell="1" allowOverlap="1" wp14:anchorId="60CE12A2" wp14:editId="39D3C1B9">
+            <wp:simplePos x="0" y="0"/>
+            <wp:positionH relativeFrom="margin">
+              <wp:align>right</wp:align>
+            </wp:positionH>
+            <wp:positionV relativeFrom="margin">
+              <wp:posOffset>478790</wp:posOffset>
+            </wp:positionV>
+            <wp:extent cx="2861945" cy="2751455"/>
+            <wp:effectExtent l="0" t="0" r="0" b="0"/>
+            <wp:wrapSquare wrapText="bothSides"/>
+            <wp:docPr id="1126206296" name="Obrázok 2" descr="Obrázok, na ktorom je exteriér, strom, nebo, dom&#10;&#10;Obsah vygenerovaný pomocou AI môže byť nesprávny."/>
+            <wp:cNvGraphicFramePr>
+              <a:graphicFrameLocks xmlns:a="http://schemas.openxmlformats.org/drawingml/2006/main" noChangeAspect="1"/>
+            </wp:cNvGraphicFramePr>
+            <a:graphic xmlns:a="http://schemas.openxmlformats.org/drawingml/2006/main">
+              <a:graphicData uri="http://schemas.openxmlformats.org/drawingml/2006/picture">
+                <pic:pic xmlns:pic="http://schemas.openxmlformats.org/drawingml/2006/picture">
+                  <pic:nvPicPr>
+                    <pic:cNvPr id="1126206296" name="Obrázok 2" descr="Obrázok, na ktorom je exteriér, strom, nebo, dom&#10;&#10;Obsah vygenerovaný pomocou AI môže byť nesprávny."/>
+                    <pic:cNvPicPr/>
+                  </pic:nvPicPr>
+                  <pic:blipFill>
+                    <a:blip r:embed="rId13" cstate="print">
+                      <a:extLst>
+                        <a:ext uri="{28A0092B-C50C-407E-A947-70E740481C1C}">
+                          <a14:useLocalDpi xmlns:a14="http://schemas.microsoft.com/office/drawing/2010/main" val="0"/>
+                        </a:ext>
+                      </a:extLst>
+                    </a:blip>
+                    <a:stretch>
+                      <a:fillRect/>
+                    </a:stretch>
+                  </pic:blipFill>
+                  <pic:spPr>
+                    <a:xfrm>
+                      <a:off x="0" y="0"/>
+                      <a:ext cx="2861945" cy="2751455"/>
+                    </a:xfrm>
+                    <a:prstGeom prst="rect">
+                      <a:avLst/>
+                    </a:prstGeom>
+                  </pic:spPr>
+                </pic:pic>
+              </a:graphicData>
+            </a:graphic>
+            <wp14:sizeRelH relativeFrom="margin">
+              <wp14:pctWidth>0</wp14:pctWidth>
+            </wp14:sizeRelH>
+            <wp14:sizeRelV relativeFrom="margin">
+              <wp14:pctHeight>0</wp14:pctHeight>
+            </wp14:sizeRelV>
+          </wp:anchor>
         </w:drawing>
       </w:r>
       <w:r>
@@ -1265,7 +1385,7 @@
         <w:t>Menšia ukážka realizovaných striech</w:t>
       </w:r>
     </w:p>
-    <w:p ns2:paraId="5214F10B" ns2:textId="0991529F">
+    <w:p>
       <w:pPr>
         <w:jc w:val="center"/>
         <w:rPr>
@@ -1286,63 +1406,63 @@
           <w:szCs w:val="28"/>
         </w:rPr>
         <w:drawing>
-          <ns3:anchor distT="0" distB="0" distL="114300" distR="114300" simplePos="0" relativeHeight="251679743" behindDoc="0" locked="0" layoutInCell="1" allowOverlap="1" ns4:anchorId="351A1939" ns4:editId="13EBD02C">
-            <ns3:simplePos x="0" y="0"/>
-            <ns3:positionH relativeFrom="margin">
-              <ns3:align>center</ns3:align>
-            </ns3:positionH>
-            <ns3:positionV relativeFrom="margin">
-              <ns3:posOffset>5363845</ns3:posOffset>
-            </ns3:positionV>
-            <ns3:extent cx="4968240" cy="3711575"/>
-            <ns3:effectExtent l="0" t="0" r="3810" b="3175"/>
-            <ns3:wrapSquare wrapText="bothSides"/>
-            <ns3:docPr id="98331591" name="Obrázok 3" descr="Obrázok, na ktorom je nebo, exteriér, oblak, budova&#10;&#10;Obsah vygenerovaný pomocou AI môže byť nesprávny."/>
-            <ns3:cNvGraphicFramePr>
-              <ns5:graphicFrameLocks noChangeAspect="1"/>
-            </ns3:cNvGraphicFramePr>
-            <ns5:graphic>
-              <ns5:graphicData uri="http://schemas.openxmlformats.org/drawingml/2006/picture">
-                <ns6:pic>
-                  <ns6:nvPicPr>
-                    <ns6:cNvPr id="98331591" name="Obrázok 3" descr="Obrázok, na ktorom je nebo, exteriér, oblak, budova&#10;&#10;Obsah vygenerovaný pomocou AI môže byť nesprávny."/>
-                    <ns6:cNvPicPr/>
-                  </ns6:nvPicPr>
-                  <ns6:blipFill>
-                    <ns5:blip ns7:embed="rId20" cstate="print">
-                      <ns5:extLst>
-                        <ns5:ext uri="{28A0092B-C50C-407E-A947-70E740481C1C}">
-                          <ns8:useLocalDpi val="0"/>
-                        </ns5:ext>
-                      </ns5:extLst>
-                    </ns5:blip>
-                    <ns5:stretch>
-                      <ns5:fillRect/>
-                    </ns5:stretch>
-                  </ns6:blipFill>
-                  <ns6:spPr>
-                    <ns5:xfrm>
-                      <ns5:off x="0" y="0"/>
-                      <ns5:ext cx="4968240" cy="3711575"/>
-                    </ns5:xfrm>
-                    <ns5:prstGeom prst="rect">
-                      <ns5:avLst/>
-                    </ns5:prstGeom>
-                  </ns6:spPr>
-                </ns6:pic>
-              </ns5:graphicData>
-            </ns5:graphic>
-            <ns4:sizeRelH relativeFrom="margin">
-              <ns4:pctWidth>0</ns4:pctWidth>
-            </ns4:sizeRelH>
-            <ns4:sizeRelV relativeFrom="margin">
-              <ns4:pctHeight>0</ns4:pctHeight>
-            </ns4:sizeRelV>
-          </ns3:anchor>
+          <wp:anchor distT="0" distB="0" distL="114300" distR="114300" simplePos="0" relativeHeight="251679743" behindDoc="0" locked="0" layoutInCell="1" allowOverlap="1" wp14:anchorId="351A1939" wp14:editId="15F2A3C8">
+            <wp:simplePos x="0" y="0"/>
+            <wp:positionH relativeFrom="margin">
+              <wp:align>center</wp:align>
+            </wp:positionH>
+            <wp:positionV relativeFrom="margin">
+              <wp:posOffset>5363845</wp:posOffset>
+            </wp:positionV>
+            <wp:extent cx="4968240" cy="3711575"/>
+            <wp:effectExtent l="0" t="0" r="3810" b="3175"/>
+            <wp:wrapSquare wrapText="bothSides"/>
+            <wp:docPr id="98331591" name="Obrázok 3" descr="Obrázok, na ktorom je nebo, exteriér, oblak, budova&#10;&#10;Obsah vygenerovaný pomocou AI môže byť nesprávny."/>
+            <wp:cNvGraphicFramePr>
+              <a:graphicFrameLocks xmlns:a="http://schemas.openxmlformats.org/drawingml/2006/main" noChangeAspect="1"/>
+            </wp:cNvGraphicFramePr>
+            <a:graphic xmlns:a="http://schemas.openxmlformats.org/drawingml/2006/main">
+              <a:graphicData uri="http://schemas.openxmlformats.org/drawingml/2006/picture">
+                <pic:pic xmlns:pic="http://schemas.openxmlformats.org/drawingml/2006/picture">
+                  <pic:nvPicPr>
+                    <pic:cNvPr id="98331591" name="Obrázok 3" descr="Obrázok, na ktorom je nebo, exteriér, oblak, budova&#10;&#10;Obsah vygenerovaný pomocou AI môže byť nesprávny."/>
+                    <pic:cNvPicPr/>
+                  </pic:nvPicPr>
+                  <pic:blipFill>
+                    <a:blip r:embed="rId14" cstate="print">
+                      <a:extLst>
+                        <a:ext uri="{28A0092B-C50C-407E-A947-70E740481C1C}">
+                          <a14:useLocalDpi xmlns:a14="http://schemas.microsoft.com/office/drawing/2010/main" val="0"/>
+                        </a:ext>
+                      </a:extLst>
+                    </a:blip>
+                    <a:stretch>
+                      <a:fillRect/>
+                    </a:stretch>
+                  </pic:blipFill>
+                  <pic:spPr>
+                    <a:xfrm>
+                      <a:off x="0" y="0"/>
+                      <a:ext cx="4968240" cy="3711575"/>
+                    </a:xfrm>
+                    <a:prstGeom prst="rect">
+                      <a:avLst/>
+                    </a:prstGeom>
+                  </pic:spPr>
+                </pic:pic>
+              </a:graphicData>
+            </a:graphic>
+            <wp14:sizeRelH relativeFrom="margin">
+              <wp14:pctWidth>0</wp14:pctWidth>
+            </wp14:sizeRelH>
+            <wp14:sizeRelV relativeFrom="margin">
+              <wp14:pctHeight>0</wp14:pctHeight>
+            </wp14:sizeRelV>
+          </wp:anchor>
         </w:drawing>
       </w:r>
     </w:p>
-    <w:p ns2:paraId="6899CC80" ns2:textId="3ACB6904">
+    <w:p>
       <w:pPr>
         <w:jc w:val="center"/>
         <w:rPr>
@@ -1356,7 +1476,7 @@
         </w:rPr>
       </w:pPr>
     </w:p>
-    <w:p ns2:paraId="723B9E51" ns2:textId="7C7E04F6">
+    <w:p>
       <w:pPr>
         <w:ind w:left="720"/>
         <w:jc w:val="center"/>
@@ -1369,7 +1489,7 @@
         </w:rPr>
       </w:pPr>
     </w:p>
-    <w:p ns2:paraId="42E28EC6" ns2:textId="3A1D19EE">
+    <w:p>
       <w:pPr>
         <w:ind w:left="720"/>
         <w:jc w:val="center"/>
@@ -1382,7 +1502,7 @@
         </w:rPr>
       </w:pPr>
     </w:p>
-    <w:p ns2:paraId="0079F89B" ns2:textId="1FD9B5D0">
+    <w:p>
       <w:pPr>
         <w:ind w:left="720"/>
         <w:jc w:val="center"/>
@@ -1395,7 +1515,7 @@
         </w:rPr>
       </w:pPr>
     </w:p>
-    <w:p ns2:paraId="41A631A8" ns2:textId="7F8C54D2">
+    <w:p>
       <w:pPr>
         <w:ind w:left="720"/>
         <w:jc w:val="center"/>
@@ -1408,7 +1528,7 @@
         </w:rPr>
       </w:pPr>
     </w:p>
-    <w:p ns2:paraId="695B05E1" ns2:textId="04EF367E">
+    <w:p>
       <w:pPr>
         <w:ind w:left="720"/>
         <w:jc w:val="center"/>
@@ -1421,7 +1541,7 @@
         </w:rPr>
       </w:pPr>
     </w:p>
-    <w:p ns2:paraId="0F6A4383" ns2:textId="6EF296BB">
+    <w:p>
       <w:pPr>
         <w:ind w:left="720"/>
         <w:jc w:val="center"/>
@@ -1434,7 +1554,7 @@
         </w:rPr>
       </w:pPr>
     </w:p>
-    <w:p ns2:paraId="4E6E6D0B" ns2:textId="3A5A63FA">
+    <w:p>
       <w:pPr>
         <w:ind w:left="720"/>
         <w:jc w:val="center"/>
@@ -1447,7 +1567,7 @@
         </w:rPr>
       </w:pPr>
     </w:p>
-    <w:p ns2:paraId="0682C3E1" ns2:textId="38BA2FAF">
+    <w:p>
       <w:pPr>
         <w:ind w:left="720"/>
         <w:jc w:val="center"/>
@@ -1467,63 +1587,63 @@
           <w:sz w:val="36"/>
         </w:rPr>
         <w:drawing>
-          <ns3:anchor distT="0" distB="0" distL="114300" distR="114300" simplePos="0" relativeHeight="251742208" behindDoc="0" locked="0" layoutInCell="1" allowOverlap="1" ns4:anchorId="364B2E11" ns4:editId="1D1A2653">
-            <ns3:simplePos x="0" y="0"/>
-            <ns3:positionH relativeFrom="margin">
-              <ns3:align>right</ns3:align>
-            </ns3:positionH>
-            <ns3:positionV relativeFrom="bottomMargin">
-              <ns3:align>top</ns3:align>
-            </ns3:positionV>
-            <ns3:extent cx="1023620" cy="829945"/>
-            <ns3:effectExtent l="0" t="0" r="5080" b="8255"/>
-            <ns3:wrapSquare wrapText="bothSides"/>
-            <ns3:docPr id="1556442866" name="Obrázok 2" descr="Obrázok, na ktorom je text, písmo, logo, symbol&#10;&#10;Obsah vygenerovaný pomocou AI môže byť nesprávny."/>
-            <ns3:cNvGraphicFramePr>
-              <ns5:graphicFrameLocks noChangeAspect="1"/>
-            </ns3:cNvGraphicFramePr>
-            <ns5:graphic>
-              <ns5:graphicData uri="http://schemas.openxmlformats.org/drawingml/2006/picture">
-                <ns6:pic>
-                  <ns6:nvPicPr>
-                    <ns6:cNvPr id="471563147" name="Obrázok 2" descr="Obrázok, na ktorom je text, písmo, logo, symbol&#10;&#10;Obsah vygenerovaný pomocou AI môže byť nesprávny."/>
-                    <ns6:cNvPicPr/>
-                  </ns6:nvPicPr>
-                  <ns6:blipFill>
-                    <ns5:blip ns7:embed="rId9" cstate="print">
-                      <ns5:extLst>
-                        <ns5:ext uri="{28A0092B-C50C-407E-A947-70E740481C1C}">
-                          <ns8:useLocalDpi val="0"/>
-                        </ns5:ext>
-                      </ns5:extLst>
-                    </ns5:blip>
-                    <ns5:stretch>
-                      <ns5:fillRect/>
-                    </ns5:stretch>
-                  </ns6:blipFill>
-                  <ns6:spPr>
-                    <ns5:xfrm>
-                      <ns5:off x="0" y="0"/>
-                      <ns5:ext cx="1023620" cy="829945"/>
-                    </ns5:xfrm>
-                    <ns5:prstGeom prst="rect">
-                      <ns5:avLst/>
-                    </ns5:prstGeom>
-                  </ns6:spPr>
-                </ns6:pic>
-              </ns5:graphicData>
-            </ns5:graphic>
-            <ns4:sizeRelH relativeFrom="margin">
-              <ns4:pctWidth>0</ns4:pctWidth>
-            </ns4:sizeRelH>
-            <ns4:sizeRelV relativeFrom="margin">
-              <ns4:pctHeight>0</ns4:pctHeight>
-            </ns4:sizeRelV>
-          </ns3:anchor>
+          <wp:anchor distT="0" distB="0" distL="114300" distR="114300" simplePos="0" relativeHeight="251742208" behindDoc="0" locked="0" layoutInCell="1" allowOverlap="1" wp14:anchorId="364B2E11" wp14:editId="1D1A2653">
+            <wp:simplePos x="0" y="0"/>
+            <wp:positionH relativeFrom="margin">
+              <wp:align>right</wp:align>
+            </wp:positionH>
+            <wp:positionV relativeFrom="bottomMargin">
+              <wp:align>top</wp:align>
+            </wp:positionV>
+            <wp:extent cx="1023620" cy="829945"/>
+            <wp:effectExtent l="0" t="0" r="5080" b="8255"/>
+            <wp:wrapSquare wrapText="bothSides"/>
+            <wp:docPr id="1556442866" name="Obrázok 2" descr="Obrázok, na ktorom je text, písmo, logo, symbol&#10;&#10;Obsah vygenerovaný pomocou AI môže byť nesprávny."/>
+            <wp:cNvGraphicFramePr>
+              <a:graphicFrameLocks xmlns:a="http://schemas.openxmlformats.org/drawingml/2006/main" noChangeAspect="1"/>
+            </wp:cNvGraphicFramePr>
+            <a:graphic xmlns:a="http://schemas.openxmlformats.org/drawingml/2006/main">
+              <a:graphicData uri="http://schemas.openxmlformats.org/drawingml/2006/picture">
+                <pic:pic xmlns:pic="http://schemas.openxmlformats.org/drawingml/2006/picture">
+                  <pic:nvPicPr>
+                    <pic:cNvPr id="471563147" name="Obrázok 2" descr="Obrázok, na ktorom je text, písmo, logo, symbol&#10;&#10;Obsah vygenerovaný pomocou AI môže byť nesprávny."/>
+                    <pic:cNvPicPr/>
+                  </pic:nvPicPr>
+                  <pic:blipFill>
+                    <a:blip r:embed="rId9" cstate="print">
+                      <a:extLst>
+                        <a:ext uri="{28A0092B-C50C-407E-A947-70E740481C1C}">
+                          <a14:useLocalDpi xmlns:a14="http://schemas.microsoft.com/office/drawing/2010/main" val="0"/>
+                        </a:ext>
+                      </a:extLst>
+                    </a:blip>
+                    <a:stretch>
+                      <a:fillRect/>
+                    </a:stretch>
+                  </pic:blipFill>
+                  <pic:spPr>
+                    <a:xfrm>
+                      <a:off x="0" y="0"/>
+                      <a:ext cx="1023620" cy="829945"/>
+                    </a:xfrm>
+                    <a:prstGeom prst="rect">
+                      <a:avLst/>
+                    </a:prstGeom>
+                  </pic:spPr>
+                </pic:pic>
+              </a:graphicData>
+            </a:graphic>
+            <wp14:sizeRelH relativeFrom="margin">
+              <wp14:pctWidth>0</wp14:pctWidth>
+            </wp14:sizeRelH>
+            <wp14:sizeRelV relativeFrom="margin">
+              <wp14:pctHeight>0</wp14:pctHeight>
+            </wp14:sizeRelV>
+          </wp:anchor>
         </w:drawing>
       </w:r>
     </w:p>
-    <w:p ns2:paraId="0C193692" ns2:textId="77777777">
+    <w:p>
       <w:pPr>
         <w:ind w:left="720"/>
         <w:jc w:val="center"/>
@@ -1539,11 +1659,10 @@
           <w:szCs w:val="28"/>
           <w:highlight w:val="yellow"/>
         </w:rPr>
-        <w:lastRenderedPageBreak/>
         <w:t>Hlavné výhody pre Vás (Zhrnutie)</w:t>
       </w:r>
     </w:p>
-    <w:p ns2:paraId="3E4F4639" ns2:textId="77777777">
+    <w:p>
       <w:pPr>
         <w:numPr>
           <w:ilvl w:val="0"/>
@@ -1575,7 +1694,7 @@
         <w:t> Vytvárame strechu, ktorá prežije generáciu, nielen záručnú dobu.</w:t>
       </w:r>
     </w:p>
-    <w:p ns2:paraId="0245C19E" ns2:textId="77777777">
+    <w:p>
       <w:pPr>
         <w:numPr>
           <w:ilvl w:val="0"/>
@@ -1604,10 +1723,22 @@
         <w:rPr>
           <w:sz w:val="24"/>
         </w:rPr>
-        <w:t xml:space="preserve"> Všetky pásy sú chemicky kompatibilné, čo zabezpečuje dokonalé spojenie vrstiev do jedného monolitického celku.</w:t>
-      </w:r>
-    </w:p>
-    <w:p ns2:paraId="492173C2" ns2:textId="77777777">
+        <w:t> </w:t>
+      </w:r>
+      <w:r>
+        <w:rPr>
+          <w:sz w:val="24"/>
+        </w:rPr>
+        <w:t>Všetky</w:t>
+      </w:r>
+      <w:r>
+        <w:rPr>
+          <w:sz w:val="24"/>
+        </w:rPr>
+        <w:t xml:space="preserve"> pásy sú chemicky kompatibilné, čo zabezpečuje dokonalé spojenie vrstiev do jedného monolitického celku.</w:t>
+      </w:r>
+    </w:p>
+    <w:p>
       <w:pPr>
         <w:numPr>
           <w:ilvl w:val="0"/>
@@ -1639,15 +1770,15 @@
         <w:t> Vďaka expanznej funkcii spodného pásu je Vaša strecha chránená proti deštruktívnemu tlaku vodných pár.</w:t>
       </w:r>
     </w:p>
-    <w:p ns2:paraId="2362BD83" ns2:textId="77777777">
-      <w:pPr>
-        <w:jc w:val="center"/>
-        <w:rPr>
-          <w:sz w:val="24"/>
-        </w:rPr>
-      </w:pPr>
-    </w:p>
-    <w:p ns2:paraId="1E0D0184" ns2:textId="77777777">
+    <w:p>
+      <w:pPr>
+        <w:jc w:val="center"/>
+        <w:rPr>
+          <w:sz w:val="24"/>
+        </w:rPr>
+      </w:pPr>
+    </w:p>
+    <w:p>
       <w:pPr>
         <w:jc w:val="center"/>
         <w:rPr>
@@ -1664,9 +1795,17 @@
           <w:sz w:val="28"/>
           <w:szCs w:val="24"/>
         </w:rPr>
-        <w:t>​Na rozdiel od bežných riešení, ktoré často podceňujú tepelnú stabilitu a odvod vlhkosti, sme pre vašu strechu zvolili kombináciu špičkových materiálov, ktoré reagujú na jej aktuálny stav. Finálna vrstva </w:t>
-      </w:r>
-      <w:proofErr w:type="spellStart"/>
+        <w:t>​</w:t>
+      </w:r>
+      <w:r>
+        <w:rPr>
+          <w:i/>
+          <w:iCs/>
+          <w:sz w:val="28"/>
+          <w:szCs w:val="24"/>
+        </w:rPr>
+        <w:t>Na rozdiel od bežných riešení, ktoré často podceňujú tepelnú stabilitu a odvod vlhkosti, sme pre vašu strechu zvolili kombináciu špičkových materiálov, ktoré reagujú na jej aktuálny stav. Finálna vrstva </w:t>
+      </w:r>
       <w:r>
         <w:rPr>
           <w:b/>
@@ -1676,9 +1815,17 @@
           <w:sz w:val="28"/>
           <w:szCs w:val="24"/>
         </w:rPr>
-        <w:t>Bitutop</w:t>
-      </w:r>
-      <w:proofErr w:type="spellEnd"/>
+        <w:t>Bitutop APAO</w:t>
+      </w:r>
+      <w:r>
+        <w:rPr>
+          <w:i/>
+          <w:iCs/>
+          <w:sz w:val="28"/>
+          <w:szCs w:val="24"/>
+        </w:rPr>
+        <w:t> je modifikovaná tak, aby odolávala teplotám až do </w:t>
+      </w:r>
       <w:r>
         <w:rPr>
           <w:b/>
@@ -1688,7 +1835,7 @@
           <w:sz w:val="28"/>
           <w:szCs w:val="24"/>
         </w:rPr>
-        <w:t xml:space="preserve"> APAO</w:t>
+        <w:t>130 °C</w:t>
       </w:r>
       <w:r>
         <w:rPr>
@@ -1697,7 +1844,7 @@
           <w:sz w:val="28"/>
           <w:szCs w:val="24"/>
         </w:rPr>
-        <w:t> je modifikovaná tak, aby odolávala teplotám až do </w:t>
+        <w:t>. To zaručuje, že ani počas najhorúcejších letných dní, kedy sa povrch strechy extrémne prehrieva, asfalt netečie, nedeformuje sa a zachováva si svoju pružnosť.</w:t>
       </w:r>
       <w:r>
         <w:rPr>
@@ -1708,7 +1855,7 @@
           <w:sz w:val="28"/>
           <w:szCs w:val="24"/>
         </w:rPr>
-        <w:t>130 °C</w:t>
+        <w:t xml:space="preserve"> </w:t>
       </w:r>
       <w:r>
         <w:rPr>
@@ -1717,7 +1864,7 @@
           <w:sz w:val="28"/>
           <w:szCs w:val="24"/>
         </w:rPr>
-        <w:t>. To zaručuje, že ani počas najhorúcejších letných dní, kedy sa povrch strechy extrémne prehrieva, asfalt netečie, nedeformuje sa a zachováva si svoju pružnosť.</w:t>
+        <w:t>Systém dopĺňa </w:t>
       </w:r>
       <w:r>
         <w:rPr>
@@ -1728,7 +1875,7 @@
           <w:sz w:val="28"/>
           <w:szCs w:val="24"/>
         </w:rPr>
-        <w:t xml:space="preserve"> </w:t>
+        <w:t>Bitu flex AL 4 STRIP</w:t>
       </w:r>
       <w:r>
         <w:rPr>
@@ -1737,7 +1884,7 @@
           <w:sz w:val="28"/>
           <w:szCs w:val="24"/>
         </w:rPr>
-        <w:t>Systém dopĺňa </w:t>
+        <w:t>, ktorý vďaka hliníkovej vložke funguje ako nepriepustná bariéra proti vlhkosti z interiéru a vďaka termostripom zabezpečuje bezpečné spojenie vrstie. Základom funkčnej strechy je podkladová vrstva </w:t>
       </w:r>
       <w:r>
         <w:rPr>
@@ -1748,9 +1895,17 @@
           <w:sz w:val="28"/>
           <w:szCs w:val="24"/>
         </w:rPr>
-        <w:t xml:space="preserve">Bitu </w:t>
-      </w:r>
-      <w:proofErr w:type="spellStart"/>
+        <w:t>Bitubase FIX PR 3 F</w:t>
+      </w:r>
+      <w:r>
+        <w:rPr>
+          <w:i/>
+          <w:iCs/>
+          <w:sz w:val="28"/>
+          <w:szCs w:val="24"/>
+        </w:rPr>
+        <w:t>. Táto technológia s tzv. </w:t>
+      </w:r>
       <w:r>
         <w:rPr>
           <w:b/>
@@ -1760,9 +1915,17 @@
           <w:sz w:val="28"/>
           <w:szCs w:val="24"/>
         </w:rPr>
-        <w:t>flex</w:t>
-      </w:r>
-      <w:proofErr w:type="spellEnd"/>
+        <w:t>expanznou funkciou</w:t>
+      </w:r>
+      <w:r>
+        <w:rPr>
+          <w:i/>
+          <w:iCs/>
+          <w:sz w:val="28"/>
+          <w:szCs w:val="24"/>
+        </w:rPr>
+        <w:t> využíva mikrokanáliky na spodnej strane, ktoré umožňujú streche "dýchať". Tým sa eliminuje najväčší nepriateľ plochých striech – vznik tlakových bublín spôsobených vlhkosťou uzatvorenou pod izoláciou. Použitie </w:t>
+      </w:r>
       <w:r>
         <w:rPr>
           <w:b/>
@@ -1772,7 +1935,7 @@
           <w:sz w:val="28"/>
           <w:szCs w:val="24"/>
         </w:rPr>
-        <w:t xml:space="preserve"> AL 4 STRIP</w:t>
+        <w:t>100 mm PIR izolácie (Inopan)</w:t>
       </w:r>
       <w:r>
         <w:rPr>
@@ -1781,227 +1944,70 @@
           <w:sz w:val="28"/>
           <w:szCs w:val="24"/>
         </w:rPr>
-        <w:t xml:space="preserve">, ktorý vďaka hliníkovej vložke funguje ako nepriepustná bariéra proti vlhkosti z interiéru a vďaka </w:t>
-      </w:r>
-      <w:proofErr w:type="spellStart"/>
-      <w:r>
+        <w:t> poskytuje pri minimálnej hrúbke maximálny tepelný odpor, čím chráni nosnú konštrukciu pred teplotnými šokmi a výrazne znižuje náklady na vykurovanie a chladenie. Práve preto vám vieme s čistým svedomím garantovať 10 rokov, hoci vieme, že táto strecha vydrží trojnásobne dlhšie.</w:t>
+      </w:r>
+    </w:p>
+    <w:p>
+      <w:pPr>
+        <w:jc w:val="center"/>
         <w:rPr>
           <w:i/>
           <w:iCs/>
           <w:sz w:val="28"/>
           <w:szCs w:val="24"/>
         </w:rPr>
-        <w:t>termostripom</w:t>
-      </w:r>
-      <w:proofErr w:type="spellEnd"/>
-      <w:r>
-        <w:rPr>
-          <w:i/>
-          <w:iCs/>
+      </w:pPr>
+    </w:p>
+    <w:p>
+      <w:pPr>
+        <w:rPr>
           <w:sz w:val="28"/>
           <w:szCs w:val="24"/>
         </w:rPr>
-        <w:t xml:space="preserve"> zabezpečuje bezpečné spojenie </w:t>
-      </w:r>
-      <w:proofErr w:type="spellStart"/>
-      <w:r>
-        <w:rPr>
-          <w:i/>
-          <w:iCs/>
+      </w:pPr>
+      <w:r>
+        <w:rPr>
           <w:sz w:val="28"/>
           <w:szCs w:val="24"/>
         </w:rPr>
-        <w:t>vrstie</w:t>
-      </w:r>
-      <w:proofErr w:type="spellEnd"/>
-      <w:r>
-        <w:rPr>
-          <w:i/>
-          <w:iCs/>
+        <w:t>Tešíme sa na našu ďalšiu spoluprácu.</w:t>
+      </w:r>
+    </w:p>
+    <w:p>
+      <w:pPr>
+        <w:rPr>
           <w:sz w:val="28"/>
           <w:szCs w:val="24"/>
         </w:rPr>
-        <w:t>. Základom funkčnej strechy je podkladová vrstva </w:t>
-      </w:r>
-      <w:proofErr w:type="spellStart"/>
-      <w:r>
-        <w:rPr>
-          <w:b/>
-          <w:bCs/>
-          <w:i/>
-          <w:iCs/>
+      </w:pPr>
+      <w:r>
+        <w:rPr>
           <w:sz w:val="28"/>
           <w:szCs w:val="24"/>
         </w:rPr>
-        <w:t>Bitubase</w:t>
-      </w:r>
-      <w:proofErr w:type="spellEnd"/>
-      <w:r>
-        <w:rPr>
-          <w:b/>
-          <w:bCs/>
-          <w:i/>
-          <w:iCs/>
+        <w:t>S pozdravom</w:t>
+      </w:r>
+    </w:p>
+    <w:p>
+      <w:pPr>
+        <w:tabs>
+          <w:tab w:val="left" w:pos="8340"/>
+        </w:tabs>
+        <w:jc w:val="right"/>
+        <w:rPr>
           <w:sz w:val="28"/>
           <w:szCs w:val="24"/>
         </w:rPr>
-        <w:t xml:space="preserve"> FIX PR 3 F</w:t>
-      </w:r>
-      <w:r>
-        <w:rPr>
-          <w:i/>
-          <w:iCs/>
+      </w:pPr>
+      <w:r>
+        <w:rPr>
           <w:sz w:val="28"/>
           <w:szCs w:val="24"/>
         </w:rPr>
-        <w:t>. Táto technológia s tzv. </w:t>
-      </w:r>
-      <w:r>
-        <w:rPr>
-          <w:b/>
-          <w:bCs/>
-          <w:i/>
-          <w:iCs/>
-          <w:sz w:val="28"/>
-          <w:szCs w:val="24"/>
-        </w:rPr>
-        <w:t>expanznou funkciou</w:t>
-      </w:r>
-      <w:r>
-        <w:rPr>
-          <w:i/>
-          <w:iCs/>
-          <w:sz w:val="28"/>
-          <w:szCs w:val="24"/>
-        </w:rPr>
-        <w:t xml:space="preserve"> využíva </w:t>
-      </w:r>
-      <w:proofErr w:type="spellStart"/>
-      <w:r>
-        <w:rPr>
-          <w:i/>
-          <w:iCs/>
-          <w:sz w:val="28"/>
-          <w:szCs w:val="24"/>
-        </w:rPr>
-        <w:t>mikrokanáliky</w:t>
-      </w:r>
-      <w:proofErr w:type="spellEnd"/>
-      <w:r>
-        <w:rPr>
-          <w:i/>
-          <w:iCs/>
-          <w:sz w:val="28"/>
-          <w:szCs w:val="24"/>
-        </w:rPr>
-        <w:t xml:space="preserve"> na spodnej strane, ktoré umožňujú streche "dýchať". Tým sa eliminuje najväčší nepriateľ plochých striech – vznik tlakových bublín spôsobených vlhkosťou uzatvorenou pod izoláciou. Použitie </w:t>
-      </w:r>
-      <w:r>
-        <w:rPr>
-          <w:b/>
-          <w:bCs/>
-          <w:i/>
-          <w:iCs/>
-          <w:sz w:val="28"/>
-          <w:szCs w:val="24"/>
-        </w:rPr>
-        <w:t>100 mm PIR izolácie (</w:t>
-      </w:r>
-      <w:proofErr w:type="spellStart"/>
-      <w:r>
-        <w:rPr>
-          <w:b/>
-          <w:bCs/>
-          <w:i/>
-          <w:iCs/>
-          <w:sz w:val="28"/>
-          <w:szCs w:val="24"/>
-        </w:rPr>
-        <w:t>Inopan</w:t>
-      </w:r>
-      <w:proofErr w:type="spellEnd"/>
-      <w:r>
-        <w:rPr>
-          <w:b/>
-          <w:bCs/>
-          <w:i/>
-          <w:iCs/>
-          <w:sz w:val="28"/>
-          <w:szCs w:val="24"/>
-        </w:rPr>
-        <w:t>)</w:t>
-      </w:r>
-      <w:r>
-        <w:rPr>
-          <w:i/>
-          <w:iCs/>
-          <w:sz w:val="28"/>
-          <w:szCs w:val="24"/>
-        </w:rPr>
-        <w:t> poskytuje pri minimálnej hrúbke maximálny tepelný odpor, čím chráni nosnú konštrukciu pred teplotnými šokmi a výrazne znižuje náklady na vykurovanie a chladenie. Práve preto vám vieme s čistým svedomím garantovať 10 rokov, hoci vieme, že táto strecha vydrží trojnásobne dlhšie.</w:t>
-      </w:r>
-    </w:p>
-    <w:p ns2:paraId="3B2988B3" ns2:textId="77777777">
-      <w:pPr>
-        <w:jc w:val="center"/>
-        <w:rPr>
-          <w:i/>
-          <w:iCs/>
-          <w:sz w:val="28"/>
-          <w:szCs w:val="24"/>
-        </w:rPr>
-      </w:pPr>
-    </w:p>
-    <w:p ns2:paraId="5CF4921D" ns2:textId="436E188A">
-      <w:pPr>
-        <w:rPr>
-          <w:sz w:val="28"/>
-          <w:szCs w:val="24"/>
-        </w:rPr>
-      </w:pPr>
-      <w:r>
-        <w:rPr>
-          <w:sz w:val="28"/>
-          <w:szCs w:val="24"/>
-        </w:rPr>
-        <w:t>Tešíme sa na našu ďalšiu spoluprácu.</w:t>
-      </w:r>
-    </w:p>
-    <w:p ns2:paraId="21E24FA9" ns2:textId="71B033FB">
-      <w:pPr>
-        <w:rPr>
-          <w:sz w:val="28"/>
-          <w:szCs w:val="24"/>
-        </w:rPr>
-      </w:pPr>
-      <w:r>
-        <w:rPr>
-          <w:sz w:val="28"/>
-          <w:szCs w:val="24"/>
-        </w:rPr>
-        <w:t>S pozdravom</w:t>
-      </w:r>
-    </w:p>
-    <w:p ns2:paraId="3F3E36A8" ns2:textId="4D8AAC9C">
-      <w:pPr>
-        <w:tabs>
-          <w:tab w:val="left" w:pos="8340"/>
-        </w:tabs>
-        <w:jc w:val="right"/>
-        <w:rPr>
-          <w:sz w:val="28"/>
-          <w:szCs w:val="24"/>
-        </w:rPr>
-      </w:pPr>
-      <w:r>
-        <w:rPr>
-          <w:sz w:val="28"/>
-          <w:szCs w:val="24"/>
-        </w:rPr>
         <w:t>Tomáš Solnoky</w:t>
       </w:r>
     </w:p>
-    <w:p ns2:paraId="6D867290" ns2:textId="32C5924D">
+    <w:p>
       <w:pPr>
         <w:tabs>
           <w:tab w:val="left" w:pos="8340"/>
@@ -2020,59 +2026,59 @@
           <w:sz w:val="36"/>
         </w:rPr>
         <w:drawing>
-          <ns3:anchor distT="0" distB="0" distL="114300" distR="114300" simplePos="0" relativeHeight="251696128" behindDoc="0" locked="0" layoutInCell="1" allowOverlap="1" ns4:anchorId="2C563608" ns4:editId="40A35A4E">
-            <ns3:simplePos x="0" y="0"/>
-            <ns3:positionH relativeFrom="margin">
-              <ns3:align>right</ns3:align>
-            </ns3:positionH>
-            <ns3:positionV relativeFrom="margin">
-              <ns3:posOffset>7931785</ns3:posOffset>
-            </ns3:positionV>
-            <ns3:extent cx="1379220" cy="1120140"/>
-            <ns3:effectExtent l="0" t="0" r="0" b="3810"/>
-            <ns3:wrapSquare wrapText="bothSides"/>
-            <ns3:docPr id="837538270" name="Obrázok 2" descr="Obrázok, na ktorom je text, písmo, logo, symbol&#10;&#10;Obsah vygenerovaný pomocou AI môže byť nesprávny."/>
-            <ns3:cNvGraphicFramePr>
-              <ns5:graphicFrameLocks noChangeAspect="1"/>
-            </ns3:cNvGraphicFramePr>
-            <ns5:graphic>
-              <ns5:graphicData uri="http://schemas.openxmlformats.org/drawingml/2006/picture">
-                <ns6:pic>
-                  <ns6:nvPicPr>
-                    <ns6:cNvPr id="471563147" name="Obrázok 2" descr="Obrázok, na ktorom je text, písmo, logo, symbol&#10;&#10;Obsah vygenerovaný pomocou AI môže byť nesprávny."/>
-                    <ns6:cNvPicPr/>
-                  </ns6:nvPicPr>
-                  <ns6:blipFill>
-                    <ns5:blip ns7:embed="rId21" cstate="print">
-                      <ns5:extLst>
-                        <ns5:ext uri="{28A0092B-C50C-407E-A947-70E740481C1C}">
-                          <ns8:useLocalDpi val="0"/>
-                        </ns5:ext>
-                      </ns5:extLst>
-                    </ns5:blip>
-                    <ns5:stretch>
-                      <ns5:fillRect/>
-                    </ns5:stretch>
-                  </ns6:blipFill>
-                  <ns6:spPr>
-                    <ns5:xfrm>
-                      <ns5:off x="0" y="0"/>
-                      <ns5:ext cx="1379220" cy="1120140"/>
-                    </ns5:xfrm>
-                    <ns5:prstGeom prst="rect">
-                      <ns5:avLst/>
-                    </ns5:prstGeom>
-                  </ns6:spPr>
-                </ns6:pic>
-              </ns5:graphicData>
-            </ns5:graphic>
-            <ns4:sizeRelH relativeFrom="margin">
-              <ns4:pctWidth>0</ns4:pctWidth>
-            </ns4:sizeRelH>
-            <ns4:sizeRelV relativeFrom="margin">
-              <ns4:pctHeight>0</ns4:pctHeight>
-            </ns4:sizeRelV>
-          </ns3:anchor>
+          <wp:anchor distT="0" distB="0" distL="114300" distR="114300" simplePos="0" relativeHeight="251696128" behindDoc="0" locked="0" layoutInCell="1" allowOverlap="1" wp14:anchorId="2C563608" wp14:editId="40A35A4E">
+            <wp:simplePos x="0" y="0"/>
+            <wp:positionH relativeFrom="margin">
+              <wp:align>right</wp:align>
+            </wp:positionH>
+            <wp:positionV relativeFrom="margin">
+              <wp:posOffset>7931785</wp:posOffset>
+            </wp:positionV>
+            <wp:extent cx="1379220" cy="1120140"/>
+            <wp:effectExtent l="0" t="0" r="0" b="3810"/>
+            <wp:wrapSquare wrapText="bothSides"/>
+            <wp:docPr id="837538270" name="Obrázok 2" descr="Obrázok, na ktorom je text, písmo, logo, symbol&#10;&#10;Obsah vygenerovaný pomocou AI môže byť nesprávny."/>
+            <wp:cNvGraphicFramePr>
+              <a:graphicFrameLocks xmlns:a="http://schemas.openxmlformats.org/drawingml/2006/main" noChangeAspect="1"/>
+            </wp:cNvGraphicFramePr>
+            <a:graphic xmlns:a="http://schemas.openxmlformats.org/drawingml/2006/main">
+              <a:graphicData uri="http://schemas.openxmlformats.org/drawingml/2006/picture">
+                <pic:pic xmlns:pic="http://schemas.openxmlformats.org/drawingml/2006/picture">
+                  <pic:nvPicPr>
+                    <pic:cNvPr id="471563147" name="Obrázok 2" descr="Obrázok, na ktorom je text, písmo, logo, symbol&#10;&#10;Obsah vygenerovaný pomocou AI môže byť nesprávny."/>
+                    <pic:cNvPicPr/>
+                  </pic:nvPicPr>
+                  <pic:blipFill>
+                    <a:blip r:embed="rId15" cstate="print">
+                      <a:extLst>
+                        <a:ext uri="{28A0092B-C50C-407E-A947-70E740481C1C}">
+                          <a14:useLocalDpi xmlns:a14="http://schemas.microsoft.com/office/drawing/2010/main" val="0"/>
+                        </a:ext>
+                      </a:extLst>
+                    </a:blip>
+                    <a:stretch>
+                      <a:fillRect/>
+                    </a:stretch>
+                  </pic:blipFill>
+                  <pic:spPr>
+                    <a:xfrm>
+                      <a:off x="0" y="0"/>
+                      <a:ext cx="1379220" cy="1120140"/>
+                    </a:xfrm>
+                    <a:prstGeom prst="rect">
+                      <a:avLst/>
+                    </a:prstGeom>
+                  </pic:spPr>
+                </pic:pic>
+              </a:graphicData>
+            </a:graphic>
+            <wp14:sizeRelH relativeFrom="margin">
+              <wp14:pctWidth>0</wp14:pctWidth>
+            </wp14:sizeRelH>
+            <wp14:sizeRelV relativeFrom="margin">
+              <wp14:pctHeight>0</wp14:pctHeight>
+            </wp14:sizeRelV>
+          </wp:anchor>
         </w:drawing>
       </w:r>
       <w:r>
@@ -2083,14 +2089,14 @@
         <w:t>Konateľ spoločnosti</w:t>
       </w:r>
     </w:p>
-    <w:p ns2:paraId="39BB09A3" ns2:textId="14AECBE0">
-      <w:pPr>
-        <w:rPr>
-          <w:sz w:val="24"/>
-        </w:rPr>
-      </w:pPr>
-    </w:p>
-    <w:p ns2:paraId="16353EE7" ns2:textId="576D762C">
+    <w:p>
+      <w:pPr>
+        <w:rPr>
+          <w:sz w:val="24"/>
+        </w:rPr>
+      </w:pPr>
+    </w:p>
+    <w:p>
       <w:pPr>
         <w:rPr>
           <w:sz w:val="24"/>
@@ -2110,7 +2116,7 @@
         <w:t>+421 911 551 354</w:t>
       </w:r>
     </w:p>
-    <w:p ns2:paraId="0839080B" ns2:textId="5893A248">
+    <w:p>
       <w:pPr>
         <w:rPr>
           <w:sz w:val="28"/>
@@ -2123,7 +2129,7 @@
         </w:rPr>
         <w:t xml:space="preserve">E-mail: </w:t>
       </w:r>
-      <w:hyperlink ns7:id="rId22" w:history="1">
+      <w:hyperlink r:id="rId16" w:history="1">
         <w:r>
           <w:rPr>
             <w:rStyle w:val="Hypertextovprepojenie"/>
@@ -2138,7 +2144,7 @@
         </w:rPr>
         <w:t xml:space="preserve"> / </w:t>
       </w:r>
-      <w:hyperlink ns7:id="rId23" w:history="1">
+      <w:hyperlink r:id="rId17" w:history="1">
         <w:r>
           <w:rPr>
             <w:rStyle w:val="Hypertextovprepojenie"/>
@@ -2163,8 +2169,8 @@
       </w:r>
     </w:p>
     <w:sectPr>
-      <w:headerReference w:type="default" ns7:id="rId24"/>
-      <w:footerReference w:type="default" ns7:id="rId25"/>
+      <w:headerReference w:type="default" r:id="rId18"/>
+      <w:footerReference w:type="default" r:id="rId19"/>
       <w:pgSz w:w="11906" w:h="16838"/>
       <w:pgMar w:top="1417" w:right="1417" w:bottom="1417" w:left="1417" w:header="708" w:footer="708" w:gutter="0"/>
       <w:cols w:space="708"/>

--- a/inspections/templates/navrh-technickeho-riesenia.docx
+++ b/inspections/templates/navrh-technickeho-riesenia.docx
@@ -1001,7 +1001,33 @@
         <w:rPr>
           <w:sz w:val="24"/>
         </w:rPr>
-        <w:t>{#skladba_vrstvy}{polozka}{/skladba_vrstvy}</w:t>
+        <w:t>{#skladba_vrstvy}</w:t>
+      </w:r>
+    </w:p>
+    <w:p>
+      <w:pPr>
+        <w:rPr>
+          <w:sz w:val="24"/>
+        </w:rPr>
+      </w:pPr>
+      <w:r>
+        <w:rPr>
+          <w:sz w:val="24"/>
+        </w:rPr>
+        <w:t>{polozka}</w:t>
+      </w:r>
+    </w:p>
+    <w:p>
+      <w:pPr>
+        <w:rPr>
+          <w:sz w:val="24"/>
+        </w:rPr>
+      </w:pPr>
+      <w:r>
+        <w:rPr>
+          <w:sz w:val="24"/>
+        </w:rPr>
+        <w:t>{/skladba_vrstvy}</w:t>
       </w:r>
     </w:p>
     <w:p>
@@ -1406,7 +1432,7 @@
           <w:szCs w:val="28"/>
         </w:rPr>
         <w:drawing>
-          <wp:anchor distT="0" distB="0" distL="114300" distR="114300" simplePos="0" relativeHeight="251679743" behindDoc="0" locked="0" layoutInCell="1" allowOverlap="1" wp14:anchorId="351A1939" wp14:editId="15F2A3C8">
+          <wp:anchor distT="0" distB="0" distL="114300" distR="114300" simplePos="0" relativeHeight="251679743" behindDoc="0" locked="0" layoutInCell="1" allowOverlap="1" wp14:anchorId="351A1939" wp14:editId="0BD85254">
             <wp:simplePos x="0" y="0"/>
             <wp:positionH relativeFrom="margin">
               <wp:align>center</wp:align>

--- a/inspections/templates/navrh-technickeho-riesenia.docx
+++ b/inspections/templates/navrh-technickeho-riesenia.docx
@@ -1094,6 +1094,73 @@
         </w:rPr>
         <w:t>{postup_prac}</w:t>
       </w:r>
+    </w:p>
+    <w:p>
+      <w:pPr>
+        <w:rPr>
+          <w:b/>
+          <w:color w:val="EE0000"/>
+          <w:sz w:val="28"/>
+          <w:u w:val="single"/>
+        </w:rPr>
+      </w:pPr>
+      <w:r>
+        <w:rPr>
+          <w:b/>
+          <w:color w:val="EE0000"/>
+          <w:sz w:val="28"/>
+          <w:highlight w:val="yellow"/>
+          <w:u w:val="single"/>
+        </w:rPr>
+        <w:t>Technické opatrenia :</w:t>
+      </w:r>
+    </w:p>
+    <w:p>
+      <w:pPr>
+        <w:rPr>
+          <w:sz w:val="24"/>
+        </w:rPr>
+      </w:pPr>
+      <w:r>
+        <w:rPr>
+          <w:sz w:val="24"/>
+        </w:rPr>
+        <w:t>{#technicke_opatrenia}</w:t>
+      </w:r>
+    </w:p>
+    <w:p>
+      <w:pPr>
+        <w:rPr>
+          <w:sz w:val="24"/>
+        </w:rPr>
+      </w:pPr>
+      <w:r>
+        <w:rPr>
+          <w:sz w:val="24"/>
+        </w:rPr>
+        <w:t>{riadok}</w:t>
+      </w:r>
+    </w:p>
+    <w:p>
+      <w:pPr>
+        <w:rPr>
+          <w:sz w:val="24"/>
+        </w:rPr>
+      </w:pPr>
+      <w:r>
+        <w:rPr>
+          <w:sz w:val="24"/>
+        </w:rPr>
+        <w:t>{/technicke_opatrenia}</w:t>
+      </w:r>
+    </w:p>
+    <w:p>
+      <w:pPr>
+        <w:rPr>
+          <w:b/>
+          <w:sz w:val="24"/>
+        </w:rPr>
+      </w:pPr>
     </w:p>
     <w:p>
       <w:pPr>
